--- a/flow/20230927_hours/triodion-lent/тиждень-3/3-6.docx
+++ b/flow/20230927_hours/triodion-lent/тиждень-3/3-6.docx
@@ -62,59 +62,68 @@
     </w:p>
     <w:p>
       <w:pPr>
-        <w:spacing w:line="240" w:lineRule="auto"/>
-        <w:rPr>
-          <w:rFonts w:ascii="Times New Roman" w:hAnsi="Times New Roman"/>
-          <w:sz w:val="24"/>
-        </w:rPr>
-      </w:pPr>
-      <w:r>
-        <w:rPr>
-          <w:rFonts w:ascii="Times New Roman" w:hAnsi="Times New Roman"/>
-          <w:i/>
-          <w:color w:val="FF0000"/>
-          <w:sz w:val="24"/>
-        </w:rPr>
-        <w:t xml:space="preserve">Вірні: </w:t>
-      </w:r>
-      <w:r>
-        <w:rPr>
-          <w:rFonts w:ascii="Times New Roman" w:hAnsi="Times New Roman"/>
-          <w:sz w:val="24"/>
-        </w:rPr>
-        <w:t>Амінь. Слава тобі, Боже наш, слава тобі.</w:t>
-      </w:r>
-    </w:p>
-    <w:p>
-      <w:pPr>
-        <w:spacing w:line="240" w:lineRule="auto"/>
-        <w:rPr>
-          <w:rFonts w:ascii="Times New Roman" w:hAnsi="Times New Roman"/>
-          <w:sz w:val="24"/>
-        </w:rPr>
-      </w:pPr>
-      <w:r>
-        <w:rPr>
-          <w:rFonts w:ascii="Times New Roman" w:hAnsi="Times New Roman"/>
-          <w:sz w:val="24"/>
-        </w:rPr>
-        <w:t>Царю небесний, утішителю, Душе істини,* що всюди єси і все наповняєш,* скарбе дібр і життя подателю,* прийди і вселися в нас,* і очисти нас від усякої скверни,* і спаси, Благий, душі наші.</w:t>
-      </w:r>
-    </w:p>
-    <w:p>
-      <w:pPr>
-        <w:spacing w:line="240" w:lineRule="auto"/>
-        <w:rPr>
-          <w:rFonts w:ascii="Times New Roman" w:hAnsi="Times New Roman"/>
-          <w:sz w:val="24"/>
-        </w:rPr>
-      </w:pPr>
-      <w:r>
-        <w:rPr>
-          <w:rFonts w:ascii="Times New Roman" w:hAnsi="Times New Roman"/>
-          <w:sz w:val="24"/>
-        </w:rPr>
-        <w:t xml:space="preserve">Святий Боже, святий Кріпкий, святий Безсмертний, помилуй нас </w:t>
+        <w:spacing w:after="120"/>
+      </w:pPr>
+      <w:r>
+        <w:rPr>
+          <w:rFonts w:ascii="Times New Roman" w:hAnsi="Times New Roman"/>
+          <w:i/>
+          <w:color w:val="FF0000"/>
+          <w:sz w:val="24"/>
+        </w:rPr>
+        <w:t>Вірні:</w:t>
+      </w:r>
+      <w:r>
+        <w:rPr>
+          <w:rFonts w:ascii="Times New Roman" w:hAnsi="Times New Roman"/>
+          <w:color w:val="FF0000"/>
+          <w:sz w:val="24"/>
+        </w:rPr>
+        <w:t xml:space="preserve"> </w:t>
+      </w:r>
+      <w:r>
+        <w:rPr>
+          <w:rFonts w:ascii="Times New Roman" w:hAnsi="Times New Roman"/>
+          <w:sz w:val="24"/>
+        </w:rPr>
+        <w:t>Амі́нь.</w:t>
+      </w:r>
+    </w:p>
+    <w:p>
+      <w:pPr>
+        <w:spacing w:after="120"/>
+      </w:pPr>
+      <w:r>
+        <w:rPr>
+          <w:rFonts w:ascii="Times New Roman" w:hAnsi="Times New Roman"/>
+          <w:sz w:val="24"/>
+        </w:rPr>
+        <w:t>Сла́ва Тобі́, Бо́же наш, сла́ва Тобі́.</w:t>
+      </w:r>
+    </w:p>
+    <w:p>
+      <w:pPr>
+        <w:spacing w:after="120"/>
+      </w:pPr>
+      <w:r>
+        <w:rPr>
+          <w:rFonts w:ascii="Times New Roman" w:hAnsi="Times New Roman"/>
+          <w:sz w:val="24"/>
+        </w:rPr>
+        <w:t>Ца́рю небе́сний, утіши́телю, Ду́ше íстини,* що всю́ди єси́ і все наповня́єш,* скарбни́це благ і життя́ пода́телю,* прийди́, і всели́ся в нас,* і очи́сти нас від уся́кої скве́рни,* і спаси́, благи́й, ду́ші на́ші.</w:t>
+      </w:r>
+    </w:p>
+    <w:p>
+      <w:pPr>
+        <w:spacing w:after="120"/>
+        <w:jc w:val="both"/>
+      </w:pPr>
+      <w:r>
+        <w:rPr>
+          <w:rFonts w:ascii="Times New Roman" w:hAnsi="Times New Roman"/>
+          <w:sz w:val="24"/>
+        </w:rPr>
+        <w:t xml:space="preserve">Святий Боже, святий Кріпкий, святий Безсмертний, помилуй нас. </w:t>
       </w:r>
       <w:r>
         <w:rPr>
@@ -125,166 +134,169 @@
         </w:rPr>
         <w:t>(3 р.)</w:t>
       </w:r>
-      <w:r>
-        <w:rPr>
-          <w:rFonts w:ascii="Times New Roman" w:hAnsi="Times New Roman"/>
+    </w:p>
+    <w:p>
+      <w:pPr>
+        <w:spacing w:line="240" w:lineRule="auto"/>
+        <w:rPr>
+          <w:rFonts w:ascii="Times New Roman" w:hAnsi="Times New Roman"/>
+          <w:sz w:val="24"/>
+        </w:rPr>
+      </w:pPr>
+      <w:r>
+        <w:rPr>
+          <w:rFonts w:ascii="Times New Roman" w:hAnsi="Times New Roman"/>
+          <w:sz w:val="24"/>
+        </w:rPr>
+        <w:t>Слава Отцю, і Сину, і Святому Духові,* і нині, і повсякчас, і на віки вічні. Амінь.</w:t>
+      </w:r>
+    </w:p>
+    <w:p>
+      <w:pPr>
+        <w:spacing w:line="240" w:lineRule="auto"/>
+        <w:rPr>
+          <w:rFonts w:ascii="Times New Roman" w:hAnsi="Times New Roman"/>
+          <w:sz w:val="24"/>
+        </w:rPr>
+      </w:pPr>
+      <w:r>
+        <w:rPr>
+          <w:rFonts w:ascii="Times New Roman" w:hAnsi="Times New Roman"/>
+          <w:sz w:val="24"/>
+        </w:rPr>
+        <w:t>Пресвята Тройце, помилуй нас;* Господи, очисти гріхи наші;* Владико, прости беззаконня наші;* Святий, завітай і зціли немочі наші імени твого ради.</w:t>
+      </w:r>
+    </w:p>
+    <w:p>
+      <w:pPr>
+        <w:spacing w:after="120"/>
+        <w:jc w:val="both"/>
+      </w:pPr>
+      <w:r>
+        <w:rPr>
+          <w:rFonts w:ascii="Times New Roman" w:hAnsi="Times New Roman"/>
+          <w:sz w:val="24"/>
+        </w:rPr>
+        <w:t xml:space="preserve">Господи, помилуй. </w:t>
+      </w:r>
+      <w:r>
+        <w:rPr>
+          <w:rFonts w:ascii="Times New Roman" w:hAnsi="Times New Roman"/>
+          <w:i/>
+          <w:color w:val="FF0000"/>
+          <w:sz w:val="24"/>
+        </w:rPr>
+        <w:t>(3 р.)</w:t>
+      </w:r>
+    </w:p>
+    <w:p>
+      <w:pPr>
+        <w:spacing w:line="240" w:lineRule="auto"/>
+        <w:rPr>
+          <w:rFonts w:ascii="Times New Roman" w:hAnsi="Times New Roman"/>
+          <w:sz w:val="24"/>
+        </w:rPr>
+      </w:pPr>
+      <w:r>
+        <w:rPr>
+          <w:rFonts w:ascii="Times New Roman" w:hAnsi="Times New Roman"/>
+          <w:sz w:val="24"/>
+        </w:rPr>
+        <w:t>Слава Отцю, і Сину, і Святому Духові* і нині, і повсякчас, і на віки вічні. Амінь.</w:t>
+      </w:r>
+    </w:p>
+    <w:p>
+      <w:pPr>
+        <w:spacing w:line="240" w:lineRule="auto"/>
+        <w:rPr>
+          <w:rFonts w:ascii="Times New Roman" w:hAnsi="Times New Roman"/>
+          <w:sz w:val="24"/>
+        </w:rPr>
+      </w:pPr>
+      <w:r>
+        <w:rPr>
+          <w:rFonts w:ascii="Times New Roman" w:hAnsi="Times New Roman"/>
+          <w:sz w:val="24"/>
+        </w:rPr>
+        <w:t>Отче наш, що єси на небесах,* нехай святиться ім’я твоє,* нехай прийде царство твоє,* нехай буде воля твоя, як на небі, так і на землі.* Хліб наш насущний дай нам сьогодні,* і прости нам провини наші,* як і ми прощаємо винуватцям нашим,* і не введи нас у спокусу,* але визволи нас від лукавого.</w:t>
+      </w:r>
+    </w:p>
+    <w:p>
+      <w:pPr>
+        <w:spacing w:line="240" w:lineRule="auto"/>
+        <w:rPr>
+          <w:rFonts w:ascii="Times New Roman" w:hAnsi="Times New Roman"/>
+          <w:sz w:val="24"/>
+        </w:rPr>
+      </w:pPr>
+      <w:r>
+        <w:rPr>
+          <w:rFonts w:ascii="Times New Roman" w:hAnsi="Times New Roman"/>
+          <w:i/>
+          <w:color w:val="FF0000"/>
+          <w:sz w:val="24"/>
+        </w:rPr>
+        <w:t>Священик</w:t>
+      </w:r>
+      <w:r>
+        <w:rPr>
+          <w:rFonts w:ascii="Times New Roman" w:hAnsi="Times New Roman"/>
+          <w:color w:val="FF0000"/>
+          <w:sz w:val="24"/>
+        </w:rPr>
+        <w:t xml:space="preserve">: </w:t>
+      </w:r>
+      <w:r>
+        <w:rPr>
+          <w:rFonts w:ascii="Times New Roman" w:hAnsi="Times New Roman"/>
+          <w:sz w:val="24"/>
+        </w:rPr>
+        <w:t>Бо твоє є царство, і сила, і слава, Отця, і Сина, і Святого Духа, нині і повсякчас, і на віки вічні.</w:t>
+      </w:r>
+    </w:p>
+    <w:p>
+      <w:pPr>
+        <w:spacing w:after="120"/>
+        <w:jc w:val="both"/>
+      </w:pPr>
+      <w:r>
+        <w:rPr>
+          <w:rFonts w:ascii="Times New Roman" w:hAnsi="Times New Roman"/>
+          <w:i/>
+          <w:color w:val="FF0000"/>
+          <w:sz w:val="24"/>
+        </w:rPr>
+        <w:t>Вірні:</w:t>
+      </w:r>
+      <w:r>
+        <w:rPr>
+          <w:rFonts w:ascii="Times New Roman" w:hAnsi="Times New Roman"/>
+          <w:color w:val="FF0000"/>
+          <w:sz w:val="24"/>
+        </w:rPr>
+        <w:t xml:space="preserve"> </w:t>
+      </w:r>
+      <w:r>
+        <w:rPr>
+          <w:rFonts w:ascii="Times New Roman" w:hAnsi="Times New Roman"/>
+          <w:sz w:val="24"/>
+        </w:rPr>
+        <w:t>Амінь. Господи, помилуй</w:t>
+      </w:r>
+      <w:r>
+        <w:rPr>
+          <w:rFonts w:ascii="Times New Roman" w:hAnsi="Times New Roman"/>
+          <w:i/>
           <w:sz w:val="24"/>
         </w:rPr>
         <w:t>.</w:t>
       </w:r>
-    </w:p>
-    <w:p>
-      <w:pPr>
-        <w:spacing w:line="240" w:lineRule="auto"/>
-        <w:rPr>
-          <w:rFonts w:ascii="Times New Roman" w:hAnsi="Times New Roman"/>
-          <w:sz w:val="24"/>
-        </w:rPr>
-      </w:pPr>
-      <w:r>
-        <w:rPr>
-          <w:rFonts w:ascii="Times New Roman" w:hAnsi="Times New Roman"/>
-          <w:sz w:val="24"/>
-        </w:rPr>
-        <w:t>Слава Отцю, і Сину, і Святому Духові,* і нині, і повсякчас, і на віки вічні. Амінь.</w:t>
-      </w:r>
-    </w:p>
-    <w:p>
-      <w:pPr>
-        <w:spacing w:line="240" w:lineRule="auto"/>
-        <w:rPr>
-          <w:rFonts w:ascii="Times New Roman" w:hAnsi="Times New Roman"/>
-          <w:sz w:val="24"/>
-        </w:rPr>
-      </w:pPr>
-      <w:r>
-        <w:rPr>
-          <w:rFonts w:ascii="Times New Roman" w:hAnsi="Times New Roman"/>
-          <w:sz w:val="24"/>
-        </w:rPr>
-        <w:t>Пресвята Тройце, помилуй нас;* Господи, очисти гріхи наші;* Владико, прости беззаконня наші;* Святий, завітай і зціли немочі наші імени твого ради.</w:t>
-      </w:r>
-    </w:p>
-    <w:p>
-      <w:pPr>
-        <w:spacing w:line="240" w:lineRule="auto"/>
-        <w:rPr>
-          <w:rFonts w:ascii="Times New Roman" w:hAnsi="Times New Roman"/>
-          <w:sz w:val="24"/>
-        </w:rPr>
-      </w:pPr>
-      <w:r>
-        <w:rPr>
-          <w:rFonts w:ascii="Times New Roman" w:hAnsi="Times New Roman"/>
-          <w:sz w:val="24"/>
-        </w:rPr>
-        <w:t xml:space="preserve">Господи, помилуй </w:t>
-      </w:r>
-      <w:r>
-        <w:rPr>
-          <w:rFonts w:ascii="Times New Roman" w:hAnsi="Times New Roman"/>
-          <w:i/>
-          <w:color w:val="FF0000"/>
-          <w:sz w:val="24"/>
-        </w:rPr>
-        <w:t>(3 р.)</w:t>
-      </w:r>
-      <w:r>
-        <w:rPr>
-          <w:rFonts w:ascii="Times New Roman" w:hAnsi="Times New Roman"/>
-          <w:sz w:val="24"/>
-        </w:rPr>
-        <w:t>.</w:t>
-      </w:r>
-    </w:p>
-    <w:p>
-      <w:pPr>
-        <w:spacing w:line="240" w:lineRule="auto"/>
-        <w:rPr>
-          <w:rFonts w:ascii="Times New Roman" w:hAnsi="Times New Roman"/>
-          <w:sz w:val="24"/>
-        </w:rPr>
-      </w:pPr>
-      <w:r>
-        <w:rPr>
-          <w:rFonts w:ascii="Times New Roman" w:hAnsi="Times New Roman"/>
-          <w:sz w:val="24"/>
-        </w:rPr>
-        <w:t>Слава Отцю, і Сину, і Святому Духові* і нині, і повсякчас, і на віки вічні. Амінь.</w:t>
-      </w:r>
-    </w:p>
-    <w:p>
-      <w:pPr>
-        <w:spacing w:line="240" w:lineRule="auto"/>
-        <w:rPr>
-          <w:rFonts w:ascii="Times New Roman" w:hAnsi="Times New Roman"/>
-          <w:sz w:val="24"/>
-        </w:rPr>
-      </w:pPr>
-      <w:r>
-        <w:rPr>
-          <w:rFonts w:ascii="Times New Roman" w:hAnsi="Times New Roman"/>
-          <w:sz w:val="24"/>
-        </w:rPr>
-        <w:t>Отче наш, що єси на небесах,* нехай святиться ім’я твоє,* нехай прийде царство твоє,* нехай буде воля твоя, як на небі, так і на землі.* Хліб наш насущний дай нам сьогодні,* і прости нам провини наші,* як і ми прощаємо винуватцям нашим,* і не введи нас у спокусу,* але визволи нас від лукавого.</w:t>
-      </w:r>
-    </w:p>
-    <w:p>
-      <w:pPr>
-        <w:spacing w:line="240" w:lineRule="auto"/>
-        <w:rPr>
-          <w:rFonts w:ascii="Times New Roman" w:hAnsi="Times New Roman"/>
-          <w:sz w:val="24"/>
-        </w:rPr>
-      </w:pPr>
-      <w:r>
-        <w:rPr>
-          <w:rFonts w:ascii="Times New Roman" w:hAnsi="Times New Roman"/>
-          <w:i/>
-          <w:color w:val="FF0000"/>
-          <w:sz w:val="24"/>
-        </w:rPr>
-        <w:t>Священик</w:t>
-      </w:r>
-      <w:r>
-        <w:rPr>
-          <w:rFonts w:ascii="Times New Roman" w:hAnsi="Times New Roman"/>
-          <w:color w:val="FF0000"/>
-          <w:sz w:val="24"/>
-        </w:rPr>
-        <w:t xml:space="preserve">: </w:t>
-      </w:r>
-      <w:r>
-        <w:rPr>
-          <w:rFonts w:ascii="Times New Roman" w:hAnsi="Times New Roman"/>
-          <w:sz w:val="24"/>
-        </w:rPr>
-        <w:t>Бо твоє є царство, і сила, і слава, Отця, і Сина, і Святого Духа, нині і повсякчас, і на віки вічні.</w:t>
-      </w:r>
-    </w:p>
-    <w:p>
-      <w:pPr>
-        <w:spacing w:line="240" w:lineRule="auto"/>
-        <w:rPr>
-          <w:rFonts w:ascii="Times New Roman" w:hAnsi="Times New Roman"/>
-          <w:sz w:val="24"/>
-        </w:rPr>
-      </w:pPr>
-      <w:r>
-        <w:rPr>
-          <w:rFonts w:ascii="Times New Roman" w:hAnsi="Times New Roman"/>
-          <w:i/>
-          <w:color w:val="FF0000"/>
-          <w:sz w:val="24"/>
-        </w:rPr>
-        <w:t xml:space="preserve">Вірні: </w:t>
-      </w:r>
-      <w:r>
-        <w:rPr>
-          <w:rFonts w:ascii="Times New Roman" w:hAnsi="Times New Roman"/>
-          <w:sz w:val="24"/>
-        </w:rPr>
-        <w:t xml:space="preserve">Амінь. Господи, помилуй </w:t>
+      <w:r>
+        <w:rPr>
+          <w:rFonts w:ascii="Times New Roman" w:hAnsi="Times New Roman"/>
+          <w:sz w:val="24"/>
+        </w:rPr>
+        <w:t xml:space="preserve"> </w:t>
       </w:r>
       <w:r>
         <w:rPr>
@@ -295,13 +307,6 @@
         </w:rPr>
         <w:t>(12 р.)</w:t>
       </w:r>
-      <w:r>
-        <w:rPr>
-          <w:rFonts w:ascii="Times New Roman" w:hAnsi="Times New Roman"/>
-          <w:sz w:val="24"/>
-        </w:rPr>
-        <w:t>.</w:t>
-      </w:r>
     </w:p>
     <w:p>
       <w:pPr>
@@ -335,50 +340,41 @@
     </w:p>
     <w:p>
       <w:pPr>
-        <w:spacing w:line="240" w:lineRule="auto"/>
-        <w:rPr>
-          <w:rFonts w:ascii="Times New Roman" w:hAnsi="Times New Roman"/>
-          <w:sz w:val="24"/>
-        </w:rPr>
-      </w:pPr>
-      <w:r>
-        <w:rPr>
-          <w:rFonts w:ascii="Times New Roman" w:hAnsi="Times New Roman"/>
-          <w:sz w:val="24"/>
-        </w:rPr>
-        <w:t>Прийдіте, поклонімся* Цареві нашому Богу.</w:t>
-      </w:r>
-    </w:p>
-    <w:p>
-      <w:pPr>
-        <w:spacing w:line="240" w:lineRule="auto"/>
-        <w:rPr>
-          <w:rFonts w:ascii="Times New Roman" w:hAnsi="Times New Roman"/>
-          <w:sz w:val="24"/>
-        </w:rPr>
-      </w:pPr>
-      <w:r>
-        <w:rPr>
-          <w:rFonts w:ascii="Times New Roman" w:hAnsi="Times New Roman"/>
-          <w:sz w:val="24"/>
-        </w:rPr>
-        <w:t>Прийдіте, поклонімся* Христові, Цареві нашому Богу.</w:t>
-      </w:r>
-    </w:p>
-    <w:p>
-      <w:pPr>
-        <w:spacing w:line="240" w:lineRule="auto"/>
-        <w:rPr>
-          <w:rFonts w:ascii="Times New Roman" w:hAnsi="Times New Roman"/>
-          <w:sz w:val="24"/>
-        </w:rPr>
-      </w:pPr>
-      <w:r>
-        <w:rPr>
-          <w:rFonts w:ascii="Times New Roman" w:hAnsi="Times New Roman"/>
-          <w:sz w:val="24"/>
-        </w:rPr>
-        <w:t>Прийдіте, поклонімся і припадім* до самого Господа Ісуса Христа, Царя і Бога нашого.</w:t>
+        <w:spacing w:after="120"/>
+        <w:jc w:val="both"/>
+      </w:pPr>
+      <w:r>
+        <w:rPr>
+          <w:rFonts w:ascii="Times New Roman" w:hAnsi="Times New Roman"/>
+          <w:sz w:val="24"/>
+        </w:rPr>
+        <w:t>Прийді́те, поклоні́мся* царе́ві на́шому – Бо́гу.</w:t>
+      </w:r>
+    </w:p>
+    <w:p>
+      <w:pPr>
+        <w:spacing w:after="120"/>
+        <w:jc w:val="both"/>
+      </w:pPr>
+      <w:r>
+        <w:rPr>
+          <w:rFonts w:ascii="Times New Roman" w:hAnsi="Times New Roman"/>
+          <w:sz w:val="24"/>
+        </w:rPr>
+        <w:t>Прийді́те, поклоні́мся* Христо́ві, царе́ві на́шому – Бо́гу.</w:t>
+      </w:r>
+    </w:p>
+    <w:p>
+      <w:pPr>
+        <w:spacing w:after="120"/>
+        <w:jc w:val="both"/>
+      </w:pPr>
+      <w:r>
+        <w:rPr>
+          <w:rFonts w:ascii="Times New Roman" w:hAnsi="Times New Roman"/>
+          <w:sz w:val="24"/>
+        </w:rPr>
+        <w:t>Прийді́те, поклоні́мся і припаді́м* до само́го Го́спода Ісу́са Христа́ – царя́ і Бо́га на́шого.</w:t>
       </w:r>
     </w:p>
     <w:p>
@@ -1136,18 +1132,15 @@
     </w:p>
     <w:p>
       <w:pPr>
-        <w:spacing w:line="240" w:lineRule="auto"/>
-        <w:rPr>
-          <w:rFonts w:ascii="Times New Roman" w:hAnsi="Times New Roman"/>
-          <w:sz w:val="24"/>
-        </w:rPr>
-      </w:pPr>
-      <w:r>
-        <w:rPr>
-          <w:rFonts w:ascii="Times New Roman" w:hAnsi="Times New Roman"/>
-          <w:sz w:val="24"/>
-        </w:rPr>
-        <w:t xml:space="preserve">Господи, помилуй </w:t>
+        <w:spacing w:after="120"/>
+        <w:jc w:val="both"/>
+      </w:pPr>
+      <w:r>
+        <w:rPr>
+          <w:rFonts w:ascii="Times New Roman" w:hAnsi="Times New Roman"/>
+          <w:sz w:val="24"/>
+        </w:rPr>
+        <w:t xml:space="preserve">Господи, помилуй. </w:t>
       </w:r>
       <w:r>
         <w:rPr>
@@ -1158,13 +1151,6 @@
         </w:rPr>
         <w:t>(3 р.)</w:t>
       </w:r>
-      <w:r>
-        <w:rPr>
-          <w:rFonts w:ascii="Times New Roman" w:hAnsi="Times New Roman"/>
-          <w:sz w:val="24"/>
-        </w:rPr>
-        <w:t>.</w:t>
-      </w:r>
     </w:p>
     <w:p>
       <w:pPr>
@@ -1383,18 +1369,15 @@
     </w:p>
     <w:p>
       <w:pPr>
-        <w:spacing w:line="240" w:lineRule="auto"/>
-        <w:rPr>
-          <w:rFonts w:ascii="Times New Roman" w:hAnsi="Times New Roman"/>
-          <w:sz w:val="24"/>
-        </w:rPr>
-      </w:pPr>
-      <w:r>
-        <w:rPr>
-          <w:rFonts w:ascii="Times New Roman" w:hAnsi="Times New Roman"/>
-          <w:sz w:val="24"/>
-        </w:rPr>
-        <w:t xml:space="preserve">Святий Боже, святий Кріпкий, святий Безсмертний, помилуй нас </w:t>
+        <w:spacing w:after="120"/>
+        <w:jc w:val="both"/>
+      </w:pPr>
+      <w:r>
+        <w:rPr>
+          <w:rFonts w:ascii="Times New Roman" w:hAnsi="Times New Roman"/>
+          <w:sz w:val="24"/>
+        </w:rPr>
+        <w:t xml:space="preserve">Святий Боже, святий Кріпкий, святий Безсмертний, помилуй нас. </w:t>
       </w:r>
       <w:r>
         <w:rPr>
@@ -1405,13 +1388,6 @@
         </w:rPr>
         <w:t>(3 р.)</w:t>
       </w:r>
-      <w:r>
-        <w:rPr>
-          <w:rFonts w:ascii="Times New Roman" w:hAnsi="Times New Roman"/>
-          <w:sz w:val="24"/>
-        </w:rPr>
-        <w:t>.</w:t>
-      </w:r>
     </w:p>
     <w:p>
       <w:pPr>
@@ -1447,18 +1423,15 @@
     </w:p>
     <w:p>
       <w:pPr>
-        <w:spacing w:line="240" w:lineRule="auto"/>
-        <w:rPr>
-          <w:rFonts w:ascii="Times New Roman" w:hAnsi="Times New Roman"/>
-          <w:sz w:val="24"/>
-        </w:rPr>
-      </w:pPr>
-      <w:r>
-        <w:rPr>
-          <w:rFonts w:ascii="Times New Roman" w:hAnsi="Times New Roman"/>
-          <w:sz w:val="24"/>
-        </w:rPr>
-        <w:t xml:space="preserve">Господи, помилуй </w:t>
+        <w:spacing w:after="120"/>
+        <w:jc w:val="both"/>
+      </w:pPr>
+      <w:r>
+        <w:rPr>
+          <w:rFonts w:ascii="Times New Roman" w:hAnsi="Times New Roman"/>
+          <w:sz w:val="24"/>
+        </w:rPr>
+        <w:t xml:space="preserve">Господи, помилуй. </w:t>
       </w:r>
       <w:r>
         <w:rPr>
@@ -1468,13 +1441,6 @@
           <w:sz w:val="24"/>
         </w:rPr>
         <w:t>(3 р.)</w:t>
-      </w:r>
-      <w:r>
-        <w:rPr>
-          <w:rFonts w:ascii="Times New Roman" w:hAnsi="Times New Roman"/>
-          <w:sz w:val="24"/>
-        </w:rPr>
-        <w:t>.</w:t>
       </w:r>
     </w:p>
     <w:p>
@@ -1656,18 +1622,15 @@
     </w:p>
     <w:p>
       <w:pPr>
-        <w:spacing w:line="240" w:lineRule="auto"/>
-        <w:rPr>
-          <w:rFonts w:ascii="Times New Roman" w:hAnsi="Times New Roman"/>
-          <w:sz w:val="24"/>
-        </w:rPr>
-      </w:pPr>
-      <w:r>
-        <w:rPr>
-          <w:rFonts w:ascii="Times New Roman" w:hAnsi="Times New Roman"/>
-          <w:sz w:val="24"/>
-        </w:rPr>
-        <w:t xml:space="preserve">Господи, помилуй </w:t>
+        <w:spacing w:after="120"/>
+        <w:jc w:val="both"/>
+      </w:pPr>
+      <w:r>
+        <w:rPr>
+          <w:rFonts w:ascii="Times New Roman" w:hAnsi="Times New Roman"/>
+          <w:sz w:val="24"/>
+        </w:rPr>
+        <w:t xml:space="preserve">Господи, помилуй. </w:t>
       </w:r>
       <w:r>
         <w:rPr>
@@ -1678,13 +1641,6 @@
         </w:rPr>
         <w:t>(3 р.)</w:t>
       </w:r>
-      <w:r>
-        <w:rPr>
-          <w:rFonts w:ascii="Times New Roman" w:hAnsi="Times New Roman"/>
-          <w:sz w:val="24"/>
-        </w:rPr>
-        <w:t>.</w:t>
-      </w:r>
     </w:p>
     <w:p>
       <w:pPr>
@@ -1885,27 +1841,32 @@
     </w:p>
     <w:p>
       <w:pPr>
-        <w:spacing w:line="240" w:lineRule="auto"/>
-        <w:rPr>
-          <w:rFonts w:ascii="Times New Roman" w:hAnsi="Times New Roman"/>
-          <w:sz w:val="24"/>
-        </w:rPr>
-      </w:pPr>
-      <w:r>
-        <w:rPr>
-          <w:rFonts w:ascii="Times New Roman" w:hAnsi="Times New Roman"/>
-          <w:i/>
-          <w:color w:val="FF0000"/>
-          <w:sz w:val="24"/>
-        </w:rPr>
-        <w:t xml:space="preserve">Священик: </w:t>
-      </w:r>
-      <w:r>
-        <w:rPr>
-          <w:rFonts w:ascii="Times New Roman" w:hAnsi="Times New Roman"/>
-          <w:sz w:val="24"/>
-        </w:rPr>
-        <w:t>Слава тобі, Христе Боже, надіє наша, слава тобі!</w:t>
+        <w:spacing w:after="120"/>
+        <w:jc w:val="both"/>
+      </w:pPr>
+      <w:r>
+        <w:rPr>
+          <w:rFonts w:ascii="Times New Roman" w:hAnsi="Times New Roman"/>
+          <w:i/>
+          <w:color w:val="FF0000"/>
+          <w:sz w:val="24"/>
+        </w:rPr>
+        <w:t>Священик:</w:t>
+      </w:r>
+      <w:r>
+        <w:rPr>
+          <w:rFonts w:ascii="Times New Roman" w:hAnsi="Times New Roman"/>
+          <w:color w:val="FF0000"/>
+          <w:sz w:val="24"/>
+        </w:rPr>
+        <w:t xml:space="preserve"> </w:t>
+      </w:r>
+      <w:r>
+        <w:rPr>
+          <w:rFonts w:ascii="Times New Roman" w:hAnsi="Times New Roman"/>
+          <w:sz w:val="24"/>
+        </w:rPr>
+        <w:t>Слава тобі, Христе Боже, уповання наше, слава тобі!</w:t>
       </w:r>
     </w:p>
     <w:p>
@@ -2076,6 +2037,192 @@
     </w:p>
     <w:p>
       <w:pPr>
+        <w:spacing w:after="120"/>
+      </w:pPr>
+      <w:r>
+        <w:rPr>
+          <w:rFonts w:ascii="Times New Roman" w:hAnsi="Times New Roman"/>
+          <w:i/>
+          <w:color w:val="FF0000"/>
+          <w:sz w:val="24"/>
+        </w:rPr>
+        <w:t>Вірні:</w:t>
+      </w:r>
+      <w:r>
+        <w:rPr>
+          <w:rFonts w:ascii="Times New Roman" w:hAnsi="Times New Roman"/>
+          <w:color w:val="FF0000"/>
+          <w:sz w:val="24"/>
+        </w:rPr>
+        <w:t xml:space="preserve"> </w:t>
+      </w:r>
+      <w:r>
+        <w:rPr>
+          <w:rFonts w:ascii="Times New Roman" w:hAnsi="Times New Roman"/>
+          <w:sz w:val="24"/>
+        </w:rPr>
+        <w:t>Амі́нь.</w:t>
+      </w:r>
+    </w:p>
+    <w:p>
+      <w:pPr>
+        <w:spacing w:after="120"/>
+      </w:pPr>
+      <w:r>
+        <w:rPr>
+          <w:rFonts w:ascii="Times New Roman" w:hAnsi="Times New Roman"/>
+          <w:sz w:val="24"/>
+        </w:rPr>
+        <w:t>Сла́ва Тобі́, Бо́же наш, сла́ва Тобі́.</w:t>
+      </w:r>
+    </w:p>
+    <w:p>
+      <w:pPr>
+        <w:spacing w:after="120"/>
+      </w:pPr>
+      <w:r>
+        <w:rPr>
+          <w:rFonts w:ascii="Times New Roman" w:hAnsi="Times New Roman"/>
+          <w:sz w:val="24"/>
+        </w:rPr>
+        <w:t>Ца́рю небе́сний, утіши́телю, Ду́ше íстини,* що всю́ди єси́ і все наповня́єш,* скарбни́це благ і життя́ пода́телю,* прийди́, і всели́ся в нас,* і очи́сти нас від уся́кої скве́рни,* і спаси́, благи́й, ду́ші на́ші.</w:t>
+      </w:r>
+    </w:p>
+    <w:p>
+      <w:pPr>
+        <w:spacing w:after="120"/>
+        <w:jc w:val="both"/>
+      </w:pPr>
+      <w:r>
+        <w:rPr>
+          <w:rFonts w:ascii="Times New Roman" w:hAnsi="Times New Roman"/>
+          <w:sz w:val="24"/>
+        </w:rPr>
+        <w:t xml:space="preserve">Святий Боже, святий Кріпкий, святий Безсмертний, помилуй нас. </w:t>
+      </w:r>
+      <w:r>
+        <w:rPr>
+          <w:rFonts w:ascii="Times New Roman" w:hAnsi="Times New Roman"/>
+          <w:i/>
+          <w:color w:val="FF0000"/>
+          <w:sz w:val="24"/>
+        </w:rPr>
+        <w:t>(3 р.)</w:t>
+      </w:r>
+    </w:p>
+    <w:p>
+      <w:pPr>
+        <w:spacing w:line="240" w:lineRule="auto"/>
+        <w:rPr>
+          <w:rFonts w:ascii="Times New Roman" w:hAnsi="Times New Roman"/>
+          <w:sz w:val="24"/>
+        </w:rPr>
+      </w:pPr>
+      <w:r>
+        <w:rPr>
+          <w:rFonts w:ascii="Times New Roman" w:hAnsi="Times New Roman"/>
+          <w:sz w:val="24"/>
+        </w:rPr>
+        <w:t>Слава Отцю, і Сину, і Святому Духові,* і нині і повсякчас, і на віки вічні. Амінь.</w:t>
+      </w:r>
+    </w:p>
+    <w:p>
+      <w:pPr>
+        <w:spacing w:line="240" w:lineRule="auto"/>
+        <w:rPr>
+          <w:rFonts w:ascii="Times New Roman" w:hAnsi="Times New Roman"/>
+          <w:sz w:val="24"/>
+        </w:rPr>
+      </w:pPr>
+      <w:r>
+        <w:rPr>
+          <w:rFonts w:ascii="Times New Roman" w:hAnsi="Times New Roman"/>
+          <w:sz w:val="24"/>
+        </w:rPr>
+        <w:t>Пресвята Тройце, помилуй нас;* Господи, очисти гріхи наші;* Владико, прости беззаконня наші;* Святий, завітай і зціли немочі наші імени твого ради.</w:t>
+      </w:r>
+    </w:p>
+    <w:p>
+      <w:pPr>
+        <w:spacing w:after="120"/>
+        <w:jc w:val="both"/>
+      </w:pPr>
+      <w:r>
+        <w:rPr>
+          <w:rFonts w:ascii="Times New Roman" w:hAnsi="Times New Roman"/>
+          <w:sz w:val="24"/>
+        </w:rPr>
+        <w:t xml:space="preserve">Господи, помилуй. </w:t>
+      </w:r>
+      <w:r>
+        <w:rPr>
+          <w:rFonts w:ascii="Times New Roman" w:hAnsi="Times New Roman"/>
+          <w:i/>
+          <w:color w:val="FF0000"/>
+          <w:sz w:val="24"/>
+        </w:rPr>
+        <w:t>(3 р.)</w:t>
+      </w:r>
+    </w:p>
+    <w:p>
+      <w:pPr>
+        <w:spacing w:line="240" w:lineRule="auto"/>
+        <w:rPr>
+          <w:rFonts w:ascii="Times New Roman" w:hAnsi="Times New Roman"/>
+          <w:sz w:val="24"/>
+        </w:rPr>
+      </w:pPr>
+      <w:r>
+        <w:rPr>
+          <w:rFonts w:ascii="Times New Roman" w:hAnsi="Times New Roman"/>
+          <w:sz w:val="24"/>
+        </w:rPr>
+        <w:t>Слава Отцю, і Сину, і Святому Духові,* і нині і повсякчас, і на віки вічні. Амінь.</w:t>
+      </w:r>
+    </w:p>
+    <w:p>
+      <w:pPr>
+        <w:spacing w:line="240" w:lineRule="auto"/>
+        <w:rPr>
+          <w:rFonts w:ascii="Times New Roman" w:hAnsi="Times New Roman"/>
+          <w:sz w:val="24"/>
+        </w:rPr>
+      </w:pPr>
+      <w:r>
+        <w:rPr>
+          <w:rFonts w:ascii="Times New Roman" w:hAnsi="Times New Roman"/>
+          <w:sz w:val="24"/>
+        </w:rPr>
+        <w:t>Отче наш, що єси на небесах,* нехай святиться ім’я твоє,* нехай прийде царство твоє,* нехай буде воля твоя, як на небі, так і на землі.* Хліб наш насущний дай нам сьогодні,* і прости нам провини наші,* як і ми прощаємо винуватцям нашим,* і не введи нас у спокусу,* але визволи нас від лукавого.</w:t>
+      </w:r>
+    </w:p>
+    <w:p>
+      <w:pPr>
+        <w:spacing w:line="240" w:lineRule="auto"/>
+        <w:rPr>
+          <w:rFonts w:ascii="Times New Roman" w:hAnsi="Times New Roman"/>
+          <w:sz w:val="24"/>
+        </w:rPr>
+      </w:pPr>
+      <w:r>
+        <w:rPr>
+          <w:rFonts w:ascii="Times New Roman" w:hAnsi="Times New Roman"/>
+          <w:i/>
+          <w:color w:val="FF0000"/>
+          <w:sz w:val="24"/>
+        </w:rPr>
+        <w:t xml:space="preserve">Священик: </w:t>
+      </w:r>
+      <w:r>
+        <w:rPr>
+          <w:rFonts w:ascii="Times New Roman" w:hAnsi="Times New Roman"/>
+          <w:sz w:val="24"/>
+        </w:rPr>
+        <w:t>Бо твоє є царство, і сила, і слава, Отця, і Сина, і Святого Духа, нині і повсякчас, і на віки вічні.</w:t>
+      </w:r>
+    </w:p>
+    <w:p>
+      <w:pPr>
         <w:spacing w:line="240" w:lineRule="auto"/>
         <w:rPr>
           <w:rFonts w:ascii="Times New Roman" w:hAnsi="Times New Roman"/>
@@ -2096,48 +2243,32 @@
           <w:rFonts w:ascii="Times New Roman" w:hAnsi="Times New Roman"/>
           <w:sz w:val="24"/>
         </w:rPr>
-        <w:t>Амінь. Слава тобі, Боже наш, слава тобі.</w:t>
-      </w:r>
-    </w:p>
-    <w:p>
-      <w:pPr>
-        <w:spacing w:line="240" w:lineRule="auto"/>
-        <w:rPr>
-          <w:rFonts w:ascii="Times New Roman" w:hAnsi="Times New Roman"/>
-          <w:sz w:val="24"/>
-        </w:rPr>
-      </w:pPr>
-      <w:r>
-        <w:rPr>
-          <w:rFonts w:ascii="Times New Roman" w:hAnsi="Times New Roman"/>
-          <w:sz w:val="24"/>
-        </w:rPr>
-        <w:t>Царю небесний, утішителю, Душе істини,* що всюди єси і все наповняєш,* скарбе дібр і життя подателю,* прийди і вселися в нас,* і очисти нас від усякої скверни,* і спаси, Благий, душі наші.</w:t>
-      </w:r>
-    </w:p>
-    <w:p>
-      <w:pPr>
-        <w:spacing w:line="240" w:lineRule="auto"/>
-        <w:rPr>
-          <w:rFonts w:ascii="Times New Roman" w:hAnsi="Times New Roman"/>
-          <w:sz w:val="24"/>
-        </w:rPr>
-      </w:pPr>
-      <w:r>
-        <w:rPr>
-          <w:rFonts w:ascii="Times New Roman" w:hAnsi="Times New Roman"/>
-          <w:sz w:val="24"/>
-        </w:rPr>
-        <w:t xml:space="preserve">Святий Боже, святий Кріпкий, святий Безсмертний, помилуй нас </w:t>
-      </w:r>
-      <w:r>
-        <w:rPr>
-          <w:rFonts w:ascii="Times New Roman" w:hAnsi="Times New Roman"/>
-          <w:i/>
-          <w:color w:val="FF0000"/>
-          <w:sz w:val="24"/>
-        </w:rPr>
-        <w:t>(3 р.)</w:t>
+        <w:t xml:space="preserve">Амінь. </w:t>
+      </w:r>
+    </w:p>
+    <w:p>
+      <w:pPr>
+        <w:spacing w:line="240" w:lineRule="auto"/>
+        <w:rPr>
+          <w:rFonts w:ascii="Times New Roman" w:hAnsi="Times New Roman"/>
+          <w:sz w:val="24"/>
+        </w:rPr>
+      </w:pPr>
+      <w:r>
+        <w:rPr>
+          <w:rFonts w:ascii="Times New Roman" w:hAnsi="Times New Roman"/>
+          <w:sz w:val="24"/>
+        </w:rPr>
+        <w:t xml:space="preserve">Господи, помилуй </w:t>
+      </w:r>
+      <w:r>
+        <w:rPr>
+          <w:rFonts w:ascii="Times New Roman" w:hAnsi="Times New Roman"/>
+          <w:i/>
+          <w:color w:val="FF0000"/>
+          <w:sz w:val="24"/>
+        </w:rPr>
+        <w:t>(12 р.)</w:t>
       </w:r>
       <w:r>
         <w:rPr>
@@ -2165,228 +2296,41 @@
     </w:p>
     <w:p>
       <w:pPr>
-        <w:spacing w:line="240" w:lineRule="auto"/>
-        <w:rPr>
-          <w:rFonts w:ascii="Times New Roman" w:hAnsi="Times New Roman"/>
-          <w:sz w:val="24"/>
-        </w:rPr>
-      </w:pPr>
-      <w:r>
-        <w:rPr>
-          <w:rFonts w:ascii="Times New Roman" w:hAnsi="Times New Roman"/>
-          <w:sz w:val="24"/>
-        </w:rPr>
-        <w:t>Пресвята Тройце, помилуй нас;* Господи, очисти гріхи наші;* Владико, прости беззаконня наші;* Святий, завітай і зціли немочі наші імени твого ради.</w:t>
-      </w:r>
-    </w:p>
-    <w:p>
-      <w:pPr>
-        <w:spacing w:line="240" w:lineRule="auto"/>
-        <w:rPr>
-          <w:rFonts w:ascii="Times New Roman" w:hAnsi="Times New Roman"/>
-          <w:sz w:val="24"/>
-        </w:rPr>
-      </w:pPr>
-      <w:r>
-        <w:rPr>
-          <w:rFonts w:ascii="Times New Roman" w:hAnsi="Times New Roman"/>
-          <w:sz w:val="24"/>
-        </w:rPr>
-        <w:t xml:space="preserve">Господи, помилуй </w:t>
-      </w:r>
-      <w:r>
-        <w:rPr>
-          <w:rFonts w:ascii="Times New Roman" w:hAnsi="Times New Roman"/>
-          <w:i/>
-          <w:color w:val="FF0000"/>
-          <w:sz w:val="24"/>
-        </w:rPr>
-        <w:t>(3 р.)</w:t>
-      </w:r>
-      <w:r>
-        <w:rPr>
-          <w:rFonts w:ascii="Times New Roman" w:hAnsi="Times New Roman"/>
-          <w:sz w:val="24"/>
-        </w:rPr>
-        <w:t>.</w:t>
-      </w:r>
-    </w:p>
-    <w:p>
-      <w:pPr>
-        <w:spacing w:line="240" w:lineRule="auto"/>
-        <w:rPr>
-          <w:rFonts w:ascii="Times New Roman" w:hAnsi="Times New Roman"/>
-          <w:sz w:val="24"/>
-        </w:rPr>
-      </w:pPr>
-      <w:r>
-        <w:rPr>
-          <w:rFonts w:ascii="Times New Roman" w:hAnsi="Times New Roman"/>
-          <w:sz w:val="24"/>
-        </w:rPr>
-        <w:t>Слава Отцю, і Сину, і Святому Духові,* і нині і повсякчас, і на віки вічні. Амінь.</w:t>
-      </w:r>
-    </w:p>
-    <w:p>
-      <w:pPr>
-        <w:spacing w:line="240" w:lineRule="auto"/>
-        <w:rPr>
-          <w:rFonts w:ascii="Times New Roman" w:hAnsi="Times New Roman"/>
-          <w:sz w:val="24"/>
-        </w:rPr>
-      </w:pPr>
-      <w:r>
-        <w:rPr>
-          <w:rFonts w:ascii="Times New Roman" w:hAnsi="Times New Roman"/>
-          <w:sz w:val="24"/>
-        </w:rPr>
-        <w:t>Отче наш, що єси на небесах,* нехай святиться ім’я твоє,* нехай прийде царство твоє,* нехай буде воля твоя, як на небі, так і на землі.* Хліб наш насущний дай нам сьогодні,* і прости нам провини наші,* як і ми прощаємо винуватцям нашим,* і не введи нас у спокусу,* але визволи нас від лукавого.</w:t>
-      </w:r>
-    </w:p>
-    <w:p>
-      <w:pPr>
-        <w:spacing w:line="240" w:lineRule="auto"/>
-        <w:rPr>
-          <w:rFonts w:ascii="Times New Roman" w:hAnsi="Times New Roman"/>
-          <w:sz w:val="24"/>
-        </w:rPr>
-      </w:pPr>
-      <w:r>
-        <w:rPr>
-          <w:rFonts w:ascii="Times New Roman" w:hAnsi="Times New Roman"/>
-          <w:i/>
-          <w:color w:val="FF0000"/>
-          <w:sz w:val="24"/>
-        </w:rPr>
-        <w:t xml:space="preserve">Священик: </w:t>
-      </w:r>
-      <w:r>
-        <w:rPr>
-          <w:rFonts w:ascii="Times New Roman" w:hAnsi="Times New Roman"/>
-          <w:sz w:val="24"/>
-        </w:rPr>
-        <w:t>Бо твоє є царство, і сила, і слава, Отця, і Сина, і Святого Духа, нині і повсякчас, і на віки вічні.</w:t>
-      </w:r>
-    </w:p>
-    <w:p>
-      <w:pPr>
-        <w:spacing w:line="240" w:lineRule="auto"/>
-        <w:rPr>
-          <w:rFonts w:ascii="Times New Roman" w:hAnsi="Times New Roman"/>
-          <w:sz w:val="24"/>
-        </w:rPr>
-      </w:pPr>
-      <w:r>
-        <w:rPr>
-          <w:rFonts w:ascii="Times New Roman" w:hAnsi="Times New Roman"/>
-          <w:i/>
-          <w:color w:val="FF0000"/>
-          <w:sz w:val="24"/>
-        </w:rPr>
-        <w:t xml:space="preserve">Вірні: </w:t>
-      </w:r>
-      <w:r>
-        <w:rPr>
-          <w:rFonts w:ascii="Times New Roman" w:hAnsi="Times New Roman"/>
-          <w:sz w:val="24"/>
-        </w:rPr>
-        <w:t xml:space="preserve">Амінь. </w:t>
-      </w:r>
-    </w:p>
-    <w:p>
-      <w:pPr>
-        <w:spacing w:line="240" w:lineRule="auto"/>
-        <w:rPr>
-          <w:rFonts w:ascii="Times New Roman" w:hAnsi="Times New Roman"/>
-          <w:sz w:val="24"/>
-        </w:rPr>
-      </w:pPr>
-      <w:r>
-        <w:rPr>
-          <w:rFonts w:ascii="Times New Roman" w:hAnsi="Times New Roman"/>
-          <w:sz w:val="24"/>
-        </w:rPr>
-        <w:t xml:space="preserve">Господи, помилуй </w:t>
-      </w:r>
-      <w:r>
-        <w:rPr>
-          <w:rFonts w:ascii="Times New Roman" w:hAnsi="Times New Roman"/>
-          <w:i/>
-          <w:color w:val="FF0000"/>
-          <w:sz w:val="24"/>
-        </w:rPr>
-        <w:t>(12 р.)</w:t>
-      </w:r>
-      <w:r>
-        <w:rPr>
-          <w:rFonts w:ascii="Times New Roman" w:hAnsi="Times New Roman"/>
-          <w:sz w:val="24"/>
-        </w:rPr>
-        <w:t>.</w:t>
-      </w:r>
-    </w:p>
-    <w:p>
-      <w:pPr>
-        <w:spacing w:line="240" w:lineRule="auto"/>
-        <w:rPr>
-          <w:rFonts w:ascii="Times New Roman" w:hAnsi="Times New Roman"/>
-          <w:sz w:val="24"/>
-        </w:rPr>
-      </w:pPr>
-      <w:r>
-        <w:rPr>
-          <w:rFonts w:ascii="Times New Roman" w:hAnsi="Times New Roman"/>
-          <w:sz w:val="24"/>
-        </w:rPr>
-        <w:t>Слава Отцю, і Сину, і Святому Духові,* і нині і повсякчас, і на віки вічні. Амінь.</w:t>
-      </w:r>
-    </w:p>
-    <w:p>
-      <w:pPr>
-        <w:spacing w:line="240" w:lineRule="auto"/>
-        <w:rPr>
-          <w:rFonts w:ascii="Times New Roman" w:hAnsi="Times New Roman"/>
-          <w:sz w:val="24"/>
-        </w:rPr>
-      </w:pPr>
-      <w:r>
-        <w:rPr>
-          <w:rFonts w:ascii="Times New Roman" w:hAnsi="Times New Roman"/>
-          <w:sz w:val="24"/>
-        </w:rPr>
-        <w:t>Прийдіте, поклонімся* Цареві нашому Богу.</w:t>
-      </w:r>
-    </w:p>
-    <w:p>
-      <w:pPr>
-        <w:spacing w:line="240" w:lineRule="auto"/>
-        <w:rPr>
-          <w:rFonts w:ascii="Times New Roman" w:hAnsi="Times New Roman"/>
-          <w:sz w:val="24"/>
-        </w:rPr>
-      </w:pPr>
-      <w:r>
-        <w:rPr>
-          <w:rFonts w:ascii="Times New Roman" w:hAnsi="Times New Roman"/>
-          <w:sz w:val="24"/>
-        </w:rPr>
-        <w:t>Прийдіте, поклонімся* Христові, Цареві нашому Богу.</w:t>
-      </w:r>
-    </w:p>
-    <w:p>
-      <w:pPr>
-        <w:spacing w:line="240" w:lineRule="auto"/>
-        <w:rPr>
-          <w:rFonts w:ascii="Times New Roman" w:hAnsi="Times New Roman"/>
-          <w:sz w:val="24"/>
-        </w:rPr>
-      </w:pPr>
-      <w:r>
-        <w:rPr>
-          <w:rFonts w:ascii="Times New Roman" w:hAnsi="Times New Roman"/>
-          <w:sz w:val="24"/>
-        </w:rPr>
-        <w:t>Прийдіте, поклонімся і припадім* до самого Господа Ісуса Христа, Царя і Бога нашого.</w:t>
+        <w:spacing w:after="120"/>
+        <w:jc w:val="both"/>
+      </w:pPr>
+      <w:r>
+        <w:rPr>
+          <w:rFonts w:ascii="Times New Roman" w:hAnsi="Times New Roman"/>
+          <w:sz w:val="24"/>
+        </w:rPr>
+        <w:t>Прийді́те, поклоні́мся* царе́ві на́шому – Бо́гу.</w:t>
+      </w:r>
+    </w:p>
+    <w:p>
+      <w:pPr>
+        <w:spacing w:after="120"/>
+        <w:jc w:val="both"/>
+      </w:pPr>
+      <w:r>
+        <w:rPr>
+          <w:rFonts w:ascii="Times New Roman" w:hAnsi="Times New Roman"/>
+          <w:sz w:val="24"/>
+        </w:rPr>
+        <w:t>Прийді́те, поклоні́мся* Христо́ві, царе́ві на́шому – Бо́гу.</w:t>
+      </w:r>
+    </w:p>
+    <w:p>
+      <w:pPr>
+        <w:spacing w:after="120"/>
+        <w:jc w:val="both"/>
+      </w:pPr>
+      <w:r>
+        <w:rPr>
+          <w:rFonts w:ascii="Times New Roman" w:hAnsi="Times New Roman"/>
+          <w:sz w:val="24"/>
+        </w:rPr>
+        <w:t>Прийді́те, поклоні́мся і припаді́м* до само́го Го́спода Ісу́са Христа́ – царя́ і Бо́га на́шого.</w:t>
       </w:r>
     </w:p>
     <w:p>
@@ -3497,18 +3441,15 @@
     </w:p>
     <w:p>
       <w:pPr>
-        <w:spacing w:line="240" w:lineRule="auto"/>
-        <w:rPr>
-          <w:rFonts w:ascii="Times New Roman" w:hAnsi="Times New Roman"/>
-          <w:sz w:val="24"/>
-        </w:rPr>
-      </w:pPr>
-      <w:r>
-        <w:rPr>
-          <w:rFonts w:ascii="Times New Roman" w:hAnsi="Times New Roman"/>
-          <w:sz w:val="24"/>
-        </w:rPr>
-        <w:t xml:space="preserve">Господи, помилуй </w:t>
+        <w:spacing w:after="120"/>
+        <w:jc w:val="both"/>
+      </w:pPr>
+      <w:r>
+        <w:rPr>
+          <w:rFonts w:ascii="Times New Roman" w:hAnsi="Times New Roman"/>
+          <w:sz w:val="24"/>
+        </w:rPr>
+        <w:t xml:space="preserve">Господи, помилуй. </w:t>
       </w:r>
       <w:r>
         <w:rPr>
@@ -3518,13 +3459,6 @@
           <w:sz w:val="24"/>
         </w:rPr>
         <w:t>(3 р.)</w:t>
-      </w:r>
-      <w:r>
-        <w:rPr>
-          <w:rFonts w:ascii="Times New Roman" w:hAnsi="Times New Roman"/>
-          <w:sz w:val="24"/>
-        </w:rPr>
-        <w:t>.</w:t>
       </w:r>
     </w:p>
     <w:p>
@@ -3719,18 +3653,15 @@
     </w:p>
     <w:p>
       <w:pPr>
-        <w:spacing w:line="240" w:lineRule="auto"/>
-        <w:rPr>
-          <w:rFonts w:ascii="Times New Roman" w:hAnsi="Times New Roman"/>
-          <w:sz w:val="24"/>
-        </w:rPr>
-      </w:pPr>
-      <w:r>
-        <w:rPr>
-          <w:rFonts w:ascii="Times New Roman" w:hAnsi="Times New Roman"/>
-          <w:sz w:val="24"/>
-        </w:rPr>
-        <w:t xml:space="preserve">Святий Боже, святий Кріпкий, святий Безсмертний, помилуй нас </w:t>
+        <w:spacing w:after="120"/>
+        <w:jc w:val="both"/>
+      </w:pPr>
+      <w:r>
+        <w:rPr>
+          <w:rFonts w:ascii="Times New Roman" w:hAnsi="Times New Roman"/>
+          <w:sz w:val="24"/>
+        </w:rPr>
+        <w:t xml:space="preserve">Святий Боже, святий Кріпкий, святий Безсмертний, помилуй нас. </w:t>
       </w:r>
       <w:r>
         <w:rPr>
@@ -3741,6 +3672,194 @@
         </w:rPr>
         <w:t>(3 р.)</w:t>
       </w:r>
+    </w:p>
+    <w:p>
+      <w:pPr>
+        <w:spacing w:line="240" w:lineRule="auto"/>
+        <w:rPr>
+          <w:rFonts w:ascii="Times New Roman" w:hAnsi="Times New Roman"/>
+          <w:sz w:val="24"/>
+        </w:rPr>
+      </w:pPr>
+      <w:r>
+        <w:rPr>
+          <w:rFonts w:ascii="Times New Roman" w:hAnsi="Times New Roman"/>
+          <w:sz w:val="24"/>
+        </w:rPr>
+        <w:t>Слава Отцю, і Сину, і Святому Духові,* і нині і повсякчас, і на віки вічні. Амінь.</w:t>
+      </w:r>
+    </w:p>
+    <w:p>
+      <w:pPr>
+        <w:spacing w:line="240" w:lineRule="auto"/>
+        <w:rPr>
+          <w:rFonts w:ascii="Times New Roman" w:hAnsi="Times New Roman"/>
+          <w:sz w:val="24"/>
+        </w:rPr>
+      </w:pPr>
+      <w:r>
+        <w:rPr>
+          <w:rFonts w:ascii="Times New Roman" w:hAnsi="Times New Roman"/>
+          <w:sz w:val="24"/>
+        </w:rPr>
+        <w:t>Пресвята Тройце, помилуй нас;* Господи, очисти гріхи наші;* Владико, прости беззаконня наші;* Святий, завітай і зціли немочі наші імени твого ради.</w:t>
+      </w:r>
+    </w:p>
+    <w:p>
+      <w:pPr>
+        <w:spacing w:after="120"/>
+        <w:jc w:val="both"/>
+      </w:pPr>
+      <w:r>
+        <w:rPr>
+          <w:rFonts w:ascii="Times New Roman" w:hAnsi="Times New Roman"/>
+          <w:sz w:val="24"/>
+        </w:rPr>
+        <w:t xml:space="preserve">Господи, помилуй. </w:t>
+      </w:r>
+      <w:r>
+        <w:rPr>
+          <w:rFonts w:ascii="Times New Roman" w:hAnsi="Times New Roman"/>
+          <w:i/>
+          <w:color w:val="FF0000"/>
+          <w:sz w:val="24"/>
+        </w:rPr>
+        <w:t>(3 р.)</w:t>
+      </w:r>
+    </w:p>
+    <w:p>
+      <w:pPr>
+        <w:spacing w:line="240" w:lineRule="auto"/>
+        <w:rPr>
+          <w:rFonts w:ascii="Times New Roman" w:hAnsi="Times New Roman"/>
+          <w:sz w:val="24"/>
+        </w:rPr>
+      </w:pPr>
+      <w:r>
+        <w:rPr>
+          <w:rFonts w:ascii="Times New Roman" w:hAnsi="Times New Roman"/>
+          <w:sz w:val="24"/>
+        </w:rPr>
+        <w:t>Слава Отцю, і Сину, і Святому Духові,* і нині і повсякчас, і на віки вічні. Амінь.</w:t>
+      </w:r>
+    </w:p>
+    <w:p>
+      <w:pPr>
+        <w:spacing w:line="240" w:lineRule="auto"/>
+        <w:rPr>
+          <w:rFonts w:ascii="Times New Roman" w:hAnsi="Times New Roman"/>
+          <w:sz w:val="24"/>
+        </w:rPr>
+      </w:pPr>
+      <w:r>
+        <w:rPr>
+          <w:rFonts w:ascii="Times New Roman" w:hAnsi="Times New Roman"/>
+          <w:sz w:val="24"/>
+        </w:rPr>
+        <w:t>Отче наш, що єси на небесах,* нехай святиться ім’я твоє,* нехай прийде царство твоє,* нехай буде воля твоя, як на небі, так і на землі.* Хліб наш насущний дай нам сьогодні,* і прости нам провини наші,* як і ми прощаємо винуватцям нашим,* і не введи нас у спокусу,* але визволи нас від лукавого.</w:t>
+      </w:r>
+    </w:p>
+    <w:p>
+      <w:pPr>
+        <w:spacing w:line="240" w:lineRule="auto"/>
+        <w:rPr>
+          <w:rFonts w:ascii="Times New Roman" w:hAnsi="Times New Roman"/>
+          <w:sz w:val="24"/>
+        </w:rPr>
+      </w:pPr>
+      <w:r>
+        <w:rPr>
+          <w:rFonts w:ascii="Times New Roman" w:hAnsi="Times New Roman"/>
+          <w:i/>
+          <w:color w:val="FF0000"/>
+          <w:sz w:val="24"/>
+        </w:rPr>
+        <w:t xml:space="preserve">Священик: </w:t>
+      </w:r>
+      <w:r>
+        <w:rPr>
+          <w:rFonts w:ascii="Times New Roman" w:hAnsi="Times New Roman"/>
+          <w:sz w:val="24"/>
+        </w:rPr>
+        <w:t>Бо твоє є царство, і сила, і слава, Отця, і Сина, і Святого Духа, нині і повсякчас, і на віки вічні.</w:t>
+      </w:r>
+    </w:p>
+    <w:p>
+      <w:pPr>
+        <w:spacing w:line="240" w:lineRule="auto"/>
+        <w:rPr>
+          <w:rFonts w:ascii="Times New Roman" w:hAnsi="Times New Roman"/>
+          <w:sz w:val="24"/>
+        </w:rPr>
+      </w:pPr>
+      <w:r>
+        <w:rPr>
+          <w:rFonts w:ascii="Times New Roman" w:hAnsi="Times New Roman"/>
+          <w:i/>
+          <w:color w:val="FF0000"/>
+          <w:sz w:val="24"/>
+        </w:rPr>
+        <w:t xml:space="preserve">Вірні: </w:t>
+      </w:r>
+      <w:r>
+        <w:rPr>
+          <w:rFonts w:ascii="Times New Roman" w:hAnsi="Times New Roman"/>
+          <w:sz w:val="24"/>
+        </w:rPr>
+        <w:t>Амінь.</w:t>
+      </w:r>
+    </w:p>
+    <w:p>
+      <w:pPr>
+        <w:spacing w:line="240" w:lineRule="auto"/>
+        <w:rPr>
+          <w:rFonts w:ascii="Times New Roman" w:hAnsi="Times New Roman"/>
+          <w:i/>
+          <w:color w:val="FF0000"/>
+          <w:sz w:val="24"/>
+        </w:rPr>
+      </w:pPr>
+      <w:r>
+        <w:rPr>
+          <w:rFonts w:ascii="Times New Roman" w:hAnsi="Times New Roman"/>
+          <w:i/>
+          <w:color w:val="FF0000"/>
+          <w:sz w:val="24"/>
+        </w:rPr>
+        <w:t xml:space="preserve">Кондак (г. 8): </w:t>
+      </w:r>
+      <w:r>
+        <w:rPr>
+          <w:rFonts w:ascii="Times New Roman" w:hAnsi="Times New Roman"/>
+          <w:sz w:val="24"/>
+        </w:rPr>
+        <w:t>Зо святими упокой, Христе,* душі слуг твоїх,* де немає болісті, ні печалі, ні зітхання,* але життя безконечне.</w:t>
+      </w:r>
+    </w:p>
+    <w:p>
+      <w:pPr>
+        <w:spacing w:line="240" w:lineRule="auto"/>
+        <w:rPr>
+          <w:rFonts w:ascii="Times New Roman" w:hAnsi="Times New Roman"/>
+          <w:sz w:val="24"/>
+        </w:rPr>
+      </w:pPr>
+      <w:r>
+        <w:rPr>
+          <w:rFonts w:ascii="Times New Roman" w:hAnsi="Times New Roman"/>
+          <w:sz w:val="24"/>
+        </w:rPr>
+        <w:t xml:space="preserve">Господи, помилуй </w:t>
+      </w:r>
+      <w:r>
+        <w:rPr>
+          <w:rFonts w:ascii="Times New Roman" w:hAnsi="Times New Roman"/>
+          <w:i/>
+          <w:color w:val="FF0000"/>
+          <w:sz w:val="24"/>
+        </w:rPr>
+        <w:t>(40 р.)</w:t>
+      </w:r>
       <w:r>
         <w:rPr>
           <w:rFonts w:ascii="Times New Roman" w:hAnsi="Times New Roman"/>
@@ -3762,39 +3881,45 @@
           <w:rFonts w:ascii="Times New Roman" w:hAnsi="Times New Roman"/>
           <w:sz w:val="24"/>
         </w:rPr>
-        <w:t>Слава Отцю, і Сину, і Святому Духові,* і нині і повсякчас, і на віки вічні. Амінь.</w:t>
-      </w:r>
-    </w:p>
-    <w:p>
-      <w:pPr>
-        <w:spacing w:line="240" w:lineRule="auto"/>
-        <w:rPr>
-          <w:rFonts w:ascii="Times New Roman" w:hAnsi="Times New Roman"/>
-          <w:sz w:val="24"/>
-        </w:rPr>
-      </w:pPr>
-      <w:r>
-        <w:rPr>
-          <w:rFonts w:ascii="Times New Roman" w:hAnsi="Times New Roman"/>
-          <w:sz w:val="24"/>
-        </w:rPr>
-        <w:t>Пресвята Тройце, помилуй нас;* Господи, очисти гріхи наші;* Владико, прости беззаконня наші;* Святий, завітай і зціли немочі наші імени твого ради.</w:t>
-      </w:r>
-    </w:p>
-    <w:p>
-      <w:pPr>
-        <w:spacing w:line="240" w:lineRule="auto"/>
-        <w:rPr>
-          <w:rFonts w:ascii="Times New Roman" w:hAnsi="Times New Roman"/>
-          <w:sz w:val="24"/>
-        </w:rPr>
-      </w:pPr>
-      <w:r>
-        <w:rPr>
-          <w:rFonts w:ascii="Times New Roman" w:hAnsi="Times New Roman"/>
-          <w:sz w:val="24"/>
-        </w:rPr>
-        <w:t xml:space="preserve">Господи, помилуй </w:t>
+        <w:t xml:space="preserve">Ти, що повсякчас і кожної години на небі й на землі приймаєш поклін і славу, Боже добрий, довготерпеливий й многомилостивий, що праведних любиш, і грішних милуєш, і всіх кличеш до спасіння, заради обіцянки майбутніх благ! Прийми, Господи, в цю хвилину й наші молитви і спрямуй життя наше до твоїх заповідей. Душі наші освяти, тіла очисти, думки наші направ, розум очисти й протверези, і визволь нас від усякої скорботи, лиха й слабування. Захисти нас святими ангелами твоїми, щоб ми, їх охороною збережені й напоумлені, осягнули єдність віри та зрозуміння неприступної твоєї слави, бо ти благословенний на віки вічні. </w:t>
+      </w:r>
+    </w:p>
+    <w:p>
+      <w:pPr>
+        <w:spacing w:line="240" w:lineRule="auto"/>
+        <w:rPr>
+          <w:rFonts w:ascii="Times New Roman" w:hAnsi="Times New Roman"/>
+          <w:sz w:val="24"/>
+        </w:rPr>
+      </w:pPr>
+      <w:r>
+        <w:rPr>
+          <w:rFonts w:ascii="Times New Roman" w:hAnsi="Times New Roman"/>
+          <w:i/>
+          <w:color w:val="FF0000"/>
+          <w:sz w:val="24"/>
+        </w:rPr>
+        <w:t xml:space="preserve">Вірні: </w:t>
+      </w:r>
+      <w:r>
+        <w:rPr>
+          <w:rFonts w:ascii="Times New Roman" w:hAnsi="Times New Roman"/>
+          <w:sz w:val="24"/>
+        </w:rPr>
+        <w:t>Амінь.</w:t>
+      </w:r>
+    </w:p>
+    <w:p>
+      <w:pPr>
+        <w:spacing w:after="120"/>
+        <w:jc w:val="both"/>
+      </w:pPr>
+      <w:r>
+        <w:rPr>
+          <w:rFonts w:ascii="Times New Roman" w:hAnsi="Times New Roman"/>
+          <w:sz w:val="24"/>
+        </w:rPr>
+        <w:t xml:space="preserve">Господи, помилуй. </w:t>
       </w:r>
       <w:r>
         <w:rPr>
@@ -3804,227 +3929,6 @@
           <w:sz w:val="24"/>
         </w:rPr>
         <w:t>(3 р.)</w:t>
-      </w:r>
-      <w:r>
-        <w:rPr>
-          <w:rFonts w:ascii="Times New Roman" w:hAnsi="Times New Roman"/>
-          <w:sz w:val="24"/>
-        </w:rPr>
-        <w:t>.</w:t>
-      </w:r>
-    </w:p>
-    <w:p>
-      <w:pPr>
-        <w:spacing w:line="240" w:lineRule="auto"/>
-        <w:rPr>
-          <w:rFonts w:ascii="Times New Roman" w:hAnsi="Times New Roman"/>
-          <w:sz w:val="24"/>
-        </w:rPr>
-      </w:pPr>
-      <w:r>
-        <w:rPr>
-          <w:rFonts w:ascii="Times New Roman" w:hAnsi="Times New Roman"/>
-          <w:sz w:val="24"/>
-        </w:rPr>
-        <w:t>Слава Отцю, і Сину, і Святому Духові,* і нині і повсякчас, і на віки вічні. Амінь.</w:t>
-      </w:r>
-    </w:p>
-    <w:p>
-      <w:pPr>
-        <w:spacing w:line="240" w:lineRule="auto"/>
-        <w:rPr>
-          <w:rFonts w:ascii="Times New Roman" w:hAnsi="Times New Roman"/>
-          <w:sz w:val="24"/>
-        </w:rPr>
-      </w:pPr>
-      <w:r>
-        <w:rPr>
-          <w:rFonts w:ascii="Times New Roman" w:hAnsi="Times New Roman"/>
-          <w:sz w:val="24"/>
-        </w:rPr>
-        <w:t>Отче наш, що єси на небесах,* нехай святиться ім’я твоє,* нехай прийде царство твоє,* нехай буде воля твоя, як на небі, так і на землі.* Хліб наш насущний дай нам сьогодні,* і прости нам провини наші,* як і ми прощаємо винуватцям нашим,* і не введи нас у спокусу,* але визволи нас від лукавого.</w:t>
-      </w:r>
-    </w:p>
-    <w:p>
-      <w:pPr>
-        <w:spacing w:line="240" w:lineRule="auto"/>
-        <w:rPr>
-          <w:rFonts w:ascii="Times New Roman" w:hAnsi="Times New Roman"/>
-          <w:sz w:val="24"/>
-        </w:rPr>
-      </w:pPr>
-      <w:r>
-        <w:rPr>
-          <w:rFonts w:ascii="Times New Roman" w:hAnsi="Times New Roman"/>
-          <w:i/>
-          <w:color w:val="FF0000"/>
-          <w:sz w:val="24"/>
-        </w:rPr>
-        <w:t xml:space="preserve">Священик: </w:t>
-      </w:r>
-      <w:r>
-        <w:rPr>
-          <w:rFonts w:ascii="Times New Roman" w:hAnsi="Times New Roman"/>
-          <w:sz w:val="24"/>
-        </w:rPr>
-        <w:t>Бо твоє є царство, і сила, і слава, Отця, і Сина, і Святого Духа, нині і повсякчас, і на віки вічні.</w:t>
-      </w:r>
-    </w:p>
-    <w:p>
-      <w:pPr>
-        <w:spacing w:line="240" w:lineRule="auto"/>
-        <w:rPr>
-          <w:rFonts w:ascii="Times New Roman" w:hAnsi="Times New Roman"/>
-          <w:sz w:val="24"/>
-        </w:rPr>
-      </w:pPr>
-      <w:r>
-        <w:rPr>
-          <w:rFonts w:ascii="Times New Roman" w:hAnsi="Times New Roman"/>
-          <w:i/>
-          <w:color w:val="FF0000"/>
-          <w:sz w:val="24"/>
-        </w:rPr>
-        <w:t xml:space="preserve">Вірні: </w:t>
-      </w:r>
-      <w:r>
-        <w:rPr>
-          <w:rFonts w:ascii="Times New Roman" w:hAnsi="Times New Roman"/>
-          <w:sz w:val="24"/>
-        </w:rPr>
-        <w:t>Амінь.</w:t>
-      </w:r>
-    </w:p>
-    <w:p>
-      <w:pPr>
-        <w:spacing w:line="240" w:lineRule="auto"/>
-        <w:rPr>
-          <w:rFonts w:ascii="Times New Roman" w:hAnsi="Times New Roman"/>
-          <w:i/>
-          <w:color w:val="FF0000"/>
-          <w:sz w:val="24"/>
-        </w:rPr>
-      </w:pPr>
-      <w:r>
-        <w:rPr>
-          <w:rFonts w:ascii="Times New Roman" w:hAnsi="Times New Roman"/>
-          <w:i/>
-          <w:color w:val="FF0000"/>
-          <w:sz w:val="24"/>
-        </w:rPr>
-        <w:t xml:space="preserve">Кондак (г. 8): </w:t>
-      </w:r>
-      <w:r>
-        <w:rPr>
-          <w:rFonts w:ascii="Times New Roman" w:hAnsi="Times New Roman"/>
-          <w:sz w:val="24"/>
-        </w:rPr>
-        <w:t>Зо святими упокой, Христе,* душі слуг твоїх,* де немає болісті, ні печалі, ні зітхання,* але життя безконечне.</w:t>
-      </w:r>
-    </w:p>
-    <w:p>
-      <w:pPr>
-        <w:spacing w:line="240" w:lineRule="auto"/>
-        <w:rPr>
-          <w:rFonts w:ascii="Times New Roman" w:hAnsi="Times New Roman"/>
-          <w:sz w:val="24"/>
-        </w:rPr>
-      </w:pPr>
-      <w:r>
-        <w:rPr>
-          <w:rFonts w:ascii="Times New Roman" w:hAnsi="Times New Roman"/>
-          <w:sz w:val="24"/>
-        </w:rPr>
-        <w:t xml:space="preserve">Господи, помилуй </w:t>
-      </w:r>
-      <w:r>
-        <w:rPr>
-          <w:rFonts w:ascii="Times New Roman" w:hAnsi="Times New Roman"/>
-          <w:i/>
-          <w:color w:val="FF0000"/>
-          <w:sz w:val="24"/>
-        </w:rPr>
-        <w:t>(40 р.)</w:t>
-      </w:r>
-      <w:r>
-        <w:rPr>
-          <w:rFonts w:ascii="Times New Roman" w:hAnsi="Times New Roman"/>
-          <w:sz w:val="24"/>
-        </w:rPr>
-        <w:t>.</w:t>
-      </w:r>
-    </w:p>
-    <w:p>
-      <w:pPr>
-        <w:spacing w:line="240" w:lineRule="auto"/>
-        <w:rPr>
-          <w:rFonts w:ascii="Times New Roman" w:hAnsi="Times New Roman"/>
-          <w:sz w:val="24"/>
-        </w:rPr>
-      </w:pPr>
-      <w:r>
-        <w:rPr>
-          <w:rFonts w:ascii="Times New Roman" w:hAnsi="Times New Roman"/>
-          <w:sz w:val="24"/>
-        </w:rPr>
-        <w:t xml:space="preserve">Ти, що повсякчас і кожної години на небі й на землі приймаєш поклін і славу, Боже добрий, довготерпеливий й многомилостивий, що праведних любиш, і грішних милуєш, і всіх кличеш до спасіння, заради обіцянки майбутніх благ! Прийми, Господи, в цю хвилину й наші молитви і спрямуй життя наше до твоїх заповідей. Душі наші освяти, тіла очисти, думки наші направ, розум очисти й протверези, і визволь нас від усякої скорботи, лиха й слабування. Захисти нас святими ангелами твоїми, щоб ми, їх охороною збережені й напоумлені, осягнули єдність віри та зрозуміння неприступної твоєї слави, бо ти благословенний на віки вічні. </w:t>
-      </w:r>
-    </w:p>
-    <w:p>
-      <w:pPr>
-        <w:spacing w:line="240" w:lineRule="auto"/>
-        <w:rPr>
-          <w:rFonts w:ascii="Times New Roman" w:hAnsi="Times New Roman"/>
-          <w:sz w:val="24"/>
-        </w:rPr>
-      </w:pPr>
-      <w:r>
-        <w:rPr>
-          <w:rFonts w:ascii="Times New Roman" w:hAnsi="Times New Roman"/>
-          <w:i/>
-          <w:color w:val="FF0000"/>
-          <w:sz w:val="24"/>
-        </w:rPr>
-        <w:t xml:space="preserve">Вірні: </w:t>
-      </w:r>
-      <w:r>
-        <w:rPr>
-          <w:rFonts w:ascii="Times New Roman" w:hAnsi="Times New Roman"/>
-          <w:sz w:val="24"/>
-        </w:rPr>
-        <w:t>Амінь.</w:t>
-      </w:r>
-    </w:p>
-    <w:p>
-      <w:pPr>
-        <w:spacing w:line="240" w:lineRule="auto"/>
-        <w:rPr>
-          <w:rFonts w:ascii="Times New Roman" w:hAnsi="Times New Roman"/>
-          <w:sz w:val="24"/>
-        </w:rPr>
-      </w:pPr>
-      <w:r>
-        <w:rPr>
-          <w:rFonts w:ascii="Times New Roman" w:hAnsi="Times New Roman"/>
-          <w:sz w:val="24"/>
-        </w:rPr>
-        <w:t xml:space="preserve">Господи, помилуй </w:t>
-      </w:r>
-      <w:r>
-        <w:rPr>
-          <w:rFonts w:ascii="Times New Roman" w:hAnsi="Times New Roman"/>
-          <w:i/>
-          <w:color w:val="FF0000"/>
-          <w:sz w:val="24"/>
-        </w:rPr>
-        <w:t>(3 р.)</w:t>
-      </w:r>
-      <w:r>
-        <w:rPr>
-          <w:rFonts w:ascii="Times New Roman" w:hAnsi="Times New Roman"/>
-          <w:sz w:val="24"/>
-        </w:rPr>
-        <w:t>.</w:t>
       </w:r>
     </w:p>
     <w:p>
@@ -4297,27 +4201,32 @@
     </w:p>
     <w:p>
       <w:pPr>
-        <w:spacing w:line="240" w:lineRule="auto"/>
-        <w:rPr>
-          <w:rFonts w:ascii="Times New Roman" w:hAnsi="Times New Roman"/>
-          <w:sz w:val="24"/>
-        </w:rPr>
-      </w:pPr>
-      <w:r>
-        <w:rPr>
-          <w:rFonts w:ascii="Times New Roman" w:hAnsi="Times New Roman"/>
-          <w:i/>
-          <w:color w:val="FF0000"/>
-          <w:sz w:val="24"/>
-        </w:rPr>
-        <w:t xml:space="preserve">Священик: </w:t>
-      </w:r>
-      <w:r>
-        <w:rPr>
-          <w:rFonts w:ascii="Times New Roman" w:hAnsi="Times New Roman"/>
-          <w:sz w:val="24"/>
-        </w:rPr>
-        <w:t>Слава тобі, Христе Боже, надіє наша, слава тобі!</w:t>
+        <w:spacing w:after="120"/>
+        <w:jc w:val="both"/>
+      </w:pPr>
+      <w:r>
+        <w:rPr>
+          <w:rFonts w:ascii="Times New Roman" w:hAnsi="Times New Roman"/>
+          <w:i/>
+          <w:color w:val="FF0000"/>
+          <w:sz w:val="24"/>
+        </w:rPr>
+        <w:t>Священик:</w:t>
+      </w:r>
+      <w:r>
+        <w:rPr>
+          <w:rFonts w:ascii="Times New Roman" w:hAnsi="Times New Roman"/>
+          <w:color w:val="FF0000"/>
+          <w:sz w:val="24"/>
+        </w:rPr>
+        <w:t xml:space="preserve"> </w:t>
+      </w:r>
+      <w:r>
+        <w:rPr>
+          <w:rFonts w:ascii="Times New Roman" w:hAnsi="Times New Roman"/>
+          <w:sz w:val="24"/>
+        </w:rPr>
+        <w:t>Слава тобі, Христе Боже, уповання наше, слава тобі!</w:t>
       </w:r>
     </w:p>
     <w:p>
@@ -4488,6 +4397,192 @@
     </w:p>
     <w:p>
       <w:pPr>
+        <w:spacing w:after="120"/>
+      </w:pPr>
+      <w:r>
+        <w:rPr>
+          <w:rFonts w:ascii="Times New Roman" w:hAnsi="Times New Roman"/>
+          <w:i/>
+          <w:color w:val="FF0000"/>
+          <w:sz w:val="24"/>
+        </w:rPr>
+        <w:t>Вірні:</w:t>
+      </w:r>
+      <w:r>
+        <w:rPr>
+          <w:rFonts w:ascii="Times New Roman" w:hAnsi="Times New Roman"/>
+          <w:color w:val="FF0000"/>
+          <w:sz w:val="24"/>
+        </w:rPr>
+        <w:t xml:space="preserve"> </w:t>
+      </w:r>
+      <w:r>
+        <w:rPr>
+          <w:rFonts w:ascii="Times New Roman" w:hAnsi="Times New Roman"/>
+          <w:sz w:val="24"/>
+        </w:rPr>
+        <w:t>Амі́нь.</w:t>
+      </w:r>
+    </w:p>
+    <w:p>
+      <w:pPr>
+        <w:spacing w:after="120"/>
+      </w:pPr>
+      <w:r>
+        <w:rPr>
+          <w:rFonts w:ascii="Times New Roman" w:hAnsi="Times New Roman"/>
+          <w:sz w:val="24"/>
+        </w:rPr>
+        <w:t>Сла́ва Тобі́, Бо́же наш, сла́ва Тобі́.</w:t>
+      </w:r>
+    </w:p>
+    <w:p>
+      <w:pPr>
+        <w:spacing w:after="120"/>
+      </w:pPr>
+      <w:r>
+        <w:rPr>
+          <w:rFonts w:ascii="Times New Roman" w:hAnsi="Times New Roman"/>
+          <w:sz w:val="24"/>
+        </w:rPr>
+        <w:t>Ца́рю небе́сний, утіши́телю, Ду́ше íстини,* що всю́ди єси́ і все наповня́єш,* скарбни́це благ і життя́ пода́телю,* прийди́, і всели́ся в нас,* і очи́сти нас від уся́кої скве́рни,* і спаси́, благи́й, ду́ші на́ші.</w:t>
+      </w:r>
+    </w:p>
+    <w:p>
+      <w:pPr>
+        <w:spacing w:after="120"/>
+        <w:jc w:val="both"/>
+      </w:pPr>
+      <w:r>
+        <w:rPr>
+          <w:rFonts w:ascii="Times New Roman" w:hAnsi="Times New Roman"/>
+          <w:sz w:val="24"/>
+        </w:rPr>
+        <w:t xml:space="preserve">Святий Боже, святий Кріпкий, святий Безсмертний, помилуй нас. </w:t>
+      </w:r>
+      <w:r>
+        <w:rPr>
+          <w:rFonts w:ascii="Times New Roman" w:hAnsi="Times New Roman"/>
+          <w:i/>
+          <w:color w:val="FF0000"/>
+          <w:sz w:val="24"/>
+        </w:rPr>
+        <w:t>(3 р.)</w:t>
+      </w:r>
+    </w:p>
+    <w:p>
+      <w:pPr>
+        <w:spacing w:line="240" w:lineRule="auto"/>
+        <w:rPr>
+          <w:rFonts w:ascii="Times New Roman" w:hAnsi="Times New Roman"/>
+          <w:sz w:val="24"/>
+        </w:rPr>
+      </w:pPr>
+      <w:r>
+        <w:rPr>
+          <w:rFonts w:ascii="Times New Roman" w:hAnsi="Times New Roman"/>
+          <w:sz w:val="24"/>
+        </w:rPr>
+        <w:t>Слава Отцю, і Сину, і Святому Духові,* і нині і повсякчас, і на віки вічні. Амінь.</w:t>
+      </w:r>
+    </w:p>
+    <w:p>
+      <w:pPr>
+        <w:spacing w:line="240" w:lineRule="auto"/>
+        <w:rPr>
+          <w:rFonts w:ascii="Times New Roman" w:hAnsi="Times New Roman"/>
+          <w:sz w:val="24"/>
+        </w:rPr>
+      </w:pPr>
+      <w:r>
+        <w:rPr>
+          <w:rFonts w:ascii="Times New Roman" w:hAnsi="Times New Roman"/>
+          <w:sz w:val="24"/>
+        </w:rPr>
+        <w:t>Пресвята Тройце, помилуй нас;* Господи, очисти гріхи наші;* Владико, прости беззаконня наші;* Святий, завітай і зціли немочі наші імени твого ради.</w:t>
+      </w:r>
+    </w:p>
+    <w:p>
+      <w:pPr>
+        <w:spacing w:after="120"/>
+        <w:jc w:val="both"/>
+      </w:pPr>
+      <w:r>
+        <w:rPr>
+          <w:rFonts w:ascii="Times New Roman" w:hAnsi="Times New Roman"/>
+          <w:sz w:val="24"/>
+        </w:rPr>
+        <w:t xml:space="preserve">Господи, помилуй. </w:t>
+      </w:r>
+      <w:r>
+        <w:rPr>
+          <w:rFonts w:ascii="Times New Roman" w:hAnsi="Times New Roman"/>
+          <w:i/>
+          <w:color w:val="FF0000"/>
+          <w:sz w:val="24"/>
+        </w:rPr>
+        <w:t>(3 р.)</w:t>
+      </w:r>
+    </w:p>
+    <w:p>
+      <w:pPr>
+        <w:spacing w:line="240" w:lineRule="auto"/>
+        <w:rPr>
+          <w:rFonts w:ascii="Times New Roman" w:hAnsi="Times New Roman"/>
+          <w:sz w:val="24"/>
+        </w:rPr>
+      </w:pPr>
+      <w:r>
+        <w:rPr>
+          <w:rFonts w:ascii="Times New Roman" w:hAnsi="Times New Roman"/>
+          <w:sz w:val="24"/>
+        </w:rPr>
+        <w:t>Слава Отцю, і Сину, і Святому Духові,* і нині, і повсякчас, і на віки вічні. Амінь.</w:t>
+      </w:r>
+    </w:p>
+    <w:p>
+      <w:pPr>
+        <w:spacing w:line="240" w:lineRule="auto"/>
+        <w:rPr>
+          <w:rFonts w:ascii="Times New Roman" w:hAnsi="Times New Roman"/>
+          <w:sz w:val="24"/>
+        </w:rPr>
+      </w:pPr>
+      <w:r>
+        <w:rPr>
+          <w:rFonts w:ascii="Times New Roman" w:hAnsi="Times New Roman"/>
+          <w:sz w:val="24"/>
+        </w:rPr>
+        <w:t>Отче наш, що єси на небесах,* нехай святиться ім’я твоє,* нехай прийде царство твоє,* нехай буде воля твоя, як на небі, так і на землі.* Хліб наш насущний дай нам сьогодні,* і прости нам провини наші,* як і ми прощаємо винуватцям нашим,* і не введи нас у спокусу,* але визволи нас від лукавого.</w:t>
+      </w:r>
+    </w:p>
+    <w:p>
+      <w:pPr>
+        <w:spacing w:line="240" w:lineRule="auto"/>
+        <w:rPr>
+          <w:rFonts w:ascii="Times New Roman" w:hAnsi="Times New Roman"/>
+          <w:sz w:val="24"/>
+        </w:rPr>
+      </w:pPr>
+      <w:r>
+        <w:rPr>
+          <w:rFonts w:ascii="Times New Roman" w:hAnsi="Times New Roman"/>
+          <w:i/>
+          <w:color w:val="FF0000"/>
+          <w:sz w:val="24"/>
+        </w:rPr>
+        <w:t xml:space="preserve">Священик: </w:t>
+      </w:r>
+      <w:r>
+        <w:rPr>
+          <w:rFonts w:ascii="Times New Roman" w:hAnsi="Times New Roman"/>
+          <w:sz w:val="24"/>
+        </w:rPr>
+        <w:t>Бо твоє є царство, і сила, і слава, Отця, і Сина, і Святого Духа, нині і повсякчас, і на віки вічні.</w:t>
+      </w:r>
+    </w:p>
+    <w:p>
+      <w:pPr>
         <w:spacing w:line="240" w:lineRule="auto"/>
         <w:rPr>
           <w:rFonts w:ascii="Times New Roman" w:hAnsi="Times New Roman"/>
@@ -4508,48 +4603,32 @@
           <w:rFonts w:ascii="Times New Roman" w:hAnsi="Times New Roman"/>
           <w:sz w:val="24"/>
         </w:rPr>
-        <w:t>Амінь. Слава тобі, Боже наш, слава тобі.</w:t>
-      </w:r>
-    </w:p>
-    <w:p>
-      <w:pPr>
-        <w:spacing w:line="240" w:lineRule="auto"/>
-        <w:rPr>
-          <w:rFonts w:ascii="Times New Roman" w:hAnsi="Times New Roman"/>
-          <w:sz w:val="24"/>
-        </w:rPr>
-      </w:pPr>
-      <w:r>
-        <w:rPr>
-          <w:rFonts w:ascii="Times New Roman" w:hAnsi="Times New Roman"/>
-          <w:sz w:val="24"/>
-        </w:rPr>
-        <w:t>Царю небесний, утішителю, Душе істини,* що всюди єси і все наповняєш,* скарбе дібр і життя подателю,* прийди і вселися в нас,* і очисти нас від усякої скверни,* і спаси, Благий, душі наші.</w:t>
-      </w:r>
-    </w:p>
-    <w:p>
-      <w:pPr>
-        <w:spacing w:line="240" w:lineRule="auto"/>
-        <w:rPr>
-          <w:rFonts w:ascii="Times New Roman" w:hAnsi="Times New Roman"/>
-          <w:sz w:val="24"/>
-        </w:rPr>
-      </w:pPr>
-      <w:r>
-        <w:rPr>
-          <w:rFonts w:ascii="Times New Roman" w:hAnsi="Times New Roman"/>
-          <w:sz w:val="24"/>
-        </w:rPr>
-        <w:t xml:space="preserve">Святий Боже, святий Кріпкий, святий Безсмертний, помилуй нас </w:t>
-      </w:r>
-      <w:r>
-        <w:rPr>
-          <w:rFonts w:ascii="Times New Roman" w:hAnsi="Times New Roman"/>
-          <w:i/>
-          <w:color w:val="FF0000"/>
-          <w:sz w:val="24"/>
-        </w:rPr>
-        <w:t>(3 р.)</w:t>
+        <w:t xml:space="preserve">Амінь. </w:t>
+      </w:r>
+    </w:p>
+    <w:p>
+      <w:pPr>
+        <w:spacing w:line="240" w:lineRule="auto"/>
+        <w:rPr>
+          <w:rFonts w:ascii="Times New Roman" w:hAnsi="Times New Roman"/>
+          <w:sz w:val="24"/>
+        </w:rPr>
+      </w:pPr>
+      <w:r>
+        <w:rPr>
+          <w:rFonts w:ascii="Times New Roman" w:hAnsi="Times New Roman"/>
+          <w:sz w:val="24"/>
+        </w:rPr>
+        <w:t xml:space="preserve">Господи, помилуй </w:t>
+      </w:r>
+      <w:r>
+        <w:rPr>
+          <w:rFonts w:ascii="Times New Roman" w:hAnsi="Times New Roman"/>
+          <w:i/>
+          <w:color w:val="FF0000"/>
+          <w:sz w:val="24"/>
+        </w:rPr>
+        <w:t>(12 р.)</w:t>
       </w:r>
       <w:r>
         <w:rPr>
@@ -4572,233 +4651,46 @@
           <w:rFonts w:ascii="Times New Roman" w:hAnsi="Times New Roman"/>
           <w:sz w:val="24"/>
         </w:rPr>
-        <w:t>Слава Отцю, і Сину, і Святому Духові,* і нині і повсякчас, і на віки вічні. Амінь.</w:t>
-      </w:r>
-    </w:p>
-    <w:p>
-      <w:pPr>
-        <w:spacing w:line="240" w:lineRule="auto"/>
-        <w:rPr>
-          <w:rFonts w:ascii="Times New Roman" w:hAnsi="Times New Roman"/>
-          <w:sz w:val="24"/>
-        </w:rPr>
-      </w:pPr>
-      <w:r>
-        <w:rPr>
-          <w:rFonts w:ascii="Times New Roman" w:hAnsi="Times New Roman"/>
-          <w:sz w:val="24"/>
-        </w:rPr>
-        <w:t>Пресвята Тройце, помилуй нас;* Господи, очисти гріхи наші;* Владико, прости беззаконня наші;* Святий, завітай і зціли немочі наші імени твого ради.</w:t>
-      </w:r>
-    </w:p>
-    <w:p>
-      <w:pPr>
-        <w:spacing w:line="240" w:lineRule="auto"/>
-        <w:rPr>
-          <w:rFonts w:ascii="Times New Roman" w:hAnsi="Times New Roman"/>
-          <w:sz w:val="24"/>
-        </w:rPr>
-      </w:pPr>
-      <w:r>
-        <w:rPr>
-          <w:rFonts w:ascii="Times New Roman" w:hAnsi="Times New Roman"/>
-          <w:sz w:val="24"/>
-        </w:rPr>
-        <w:t xml:space="preserve">Господи, помилуй </w:t>
-      </w:r>
-      <w:r>
-        <w:rPr>
-          <w:rFonts w:ascii="Times New Roman" w:hAnsi="Times New Roman"/>
-          <w:i/>
-          <w:color w:val="FF0000"/>
-          <w:sz w:val="24"/>
-        </w:rPr>
-        <w:t>(3 р.)</w:t>
-      </w:r>
-      <w:r>
-        <w:rPr>
-          <w:rFonts w:ascii="Times New Roman" w:hAnsi="Times New Roman"/>
-          <w:sz w:val="24"/>
-        </w:rPr>
-        <w:t>.</w:t>
-      </w:r>
-    </w:p>
-    <w:p>
-      <w:pPr>
-        <w:spacing w:line="240" w:lineRule="auto"/>
-        <w:rPr>
-          <w:rFonts w:ascii="Times New Roman" w:hAnsi="Times New Roman"/>
-          <w:sz w:val="24"/>
-        </w:rPr>
-      </w:pPr>
-      <w:r>
-        <w:rPr>
-          <w:rFonts w:ascii="Times New Roman" w:hAnsi="Times New Roman"/>
-          <w:sz w:val="24"/>
-        </w:rPr>
         <w:t>Слава Отцю, і Сину, і Святому Духові,* і нині, і повсякчас, і на віки вічні. Амінь.</w:t>
       </w:r>
     </w:p>
     <w:p>
       <w:pPr>
-        <w:spacing w:line="240" w:lineRule="auto"/>
-        <w:rPr>
-          <w:rFonts w:ascii="Times New Roman" w:hAnsi="Times New Roman"/>
-          <w:sz w:val="24"/>
-        </w:rPr>
-      </w:pPr>
-      <w:r>
-        <w:rPr>
-          <w:rFonts w:ascii="Times New Roman" w:hAnsi="Times New Roman"/>
-          <w:sz w:val="24"/>
-        </w:rPr>
-        <w:t>Отче наш, що єси на небесах,* нехай святиться ім’я твоє,* нехай прийде царство твоє,* нехай буде воля твоя, як на небі, так і на землі.* Хліб наш насущний дай нам сьогодні,* і прости нам провини наші,* як і ми прощаємо винуватцям нашим,* і не введи нас у спокусу,* але визволи нас від лукавого.</w:t>
-      </w:r>
-    </w:p>
-    <w:p>
-      <w:pPr>
-        <w:spacing w:line="240" w:lineRule="auto"/>
-        <w:rPr>
-          <w:rFonts w:ascii="Times New Roman" w:hAnsi="Times New Roman"/>
-          <w:sz w:val="24"/>
-        </w:rPr>
-      </w:pPr>
-      <w:r>
-        <w:rPr>
-          <w:rFonts w:ascii="Times New Roman" w:hAnsi="Times New Roman"/>
-          <w:i/>
-          <w:color w:val="FF0000"/>
-          <w:sz w:val="24"/>
-        </w:rPr>
-        <w:t xml:space="preserve">Священик: </w:t>
-      </w:r>
-      <w:r>
-        <w:rPr>
-          <w:rFonts w:ascii="Times New Roman" w:hAnsi="Times New Roman"/>
-          <w:sz w:val="24"/>
-        </w:rPr>
-        <w:t>Бо твоє є царство, і сила, і слава, Отця, і Сина, і Святого Духа, нині і повсякчас, і на віки вічні.</w:t>
-      </w:r>
-    </w:p>
-    <w:p>
-      <w:pPr>
-        <w:spacing w:line="240" w:lineRule="auto"/>
-        <w:rPr>
-          <w:rFonts w:ascii="Times New Roman" w:hAnsi="Times New Roman"/>
-          <w:sz w:val="24"/>
-        </w:rPr>
-      </w:pPr>
-      <w:r>
-        <w:rPr>
-          <w:rFonts w:ascii="Times New Roman" w:hAnsi="Times New Roman"/>
-          <w:i/>
-          <w:color w:val="FF0000"/>
-          <w:sz w:val="24"/>
-        </w:rPr>
-        <w:t xml:space="preserve">Вірні: </w:t>
-      </w:r>
-      <w:r>
-        <w:rPr>
-          <w:rFonts w:ascii="Times New Roman" w:hAnsi="Times New Roman"/>
-          <w:sz w:val="24"/>
-        </w:rPr>
-        <w:t xml:space="preserve">Амінь. </w:t>
-      </w:r>
-    </w:p>
-    <w:p>
-      <w:pPr>
-        <w:spacing w:line="240" w:lineRule="auto"/>
-        <w:rPr>
-          <w:rFonts w:ascii="Times New Roman" w:hAnsi="Times New Roman"/>
-          <w:sz w:val="24"/>
-        </w:rPr>
-      </w:pPr>
-      <w:r>
-        <w:rPr>
-          <w:rFonts w:ascii="Times New Roman" w:hAnsi="Times New Roman"/>
-          <w:sz w:val="24"/>
-        </w:rPr>
-        <w:t xml:space="preserve">Господи, помилуй </w:t>
-      </w:r>
-      <w:r>
-        <w:rPr>
-          <w:rFonts w:ascii="Times New Roman" w:hAnsi="Times New Roman"/>
-          <w:i/>
-          <w:color w:val="FF0000"/>
-          <w:sz w:val="24"/>
-        </w:rPr>
-        <w:t>(12 р.)</w:t>
-      </w:r>
-      <w:r>
-        <w:rPr>
-          <w:rFonts w:ascii="Times New Roman" w:hAnsi="Times New Roman"/>
-          <w:sz w:val="24"/>
-        </w:rPr>
-        <w:t>.</w:t>
-      </w:r>
-    </w:p>
-    <w:p>
-      <w:pPr>
-        <w:spacing w:line="240" w:lineRule="auto"/>
-        <w:rPr>
-          <w:rFonts w:ascii="Times New Roman" w:hAnsi="Times New Roman"/>
-          <w:sz w:val="24"/>
-        </w:rPr>
-      </w:pPr>
-      <w:r>
-        <w:rPr>
-          <w:rFonts w:ascii="Times New Roman" w:hAnsi="Times New Roman"/>
-          <w:sz w:val="24"/>
-        </w:rPr>
-        <w:t>Слава Отцю, і Сину, і Святому Духові,* і нині, і повсякчас, і на віки вічні. Амінь.</w:t>
-      </w:r>
-    </w:p>
-    <w:p>
-      <w:pPr>
-        <w:spacing w:line="240" w:lineRule="auto"/>
-        <w:rPr>
-          <w:rFonts w:ascii="Times New Roman" w:hAnsi="Times New Roman"/>
-          <w:sz w:val="24"/>
-        </w:rPr>
-      </w:pPr>
-      <w:r>
-        <w:rPr>
-          <w:rFonts w:ascii="Times New Roman" w:hAnsi="Times New Roman"/>
-          <w:sz w:val="24"/>
-        </w:rPr>
-        <w:t>Прийдіте, поклонімся* Цареві нашому Богу.</w:t>
-      </w:r>
-    </w:p>
-    <w:p>
-      <w:pPr>
-        <w:spacing w:line="240" w:lineRule="auto"/>
-        <w:rPr>
-          <w:rFonts w:ascii="Times New Roman" w:hAnsi="Times New Roman"/>
-          <w:sz w:val="24"/>
-        </w:rPr>
-      </w:pPr>
-      <w:r>
-        <w:rPr>
-          <w:rFonts w:ascii="Times New Roman" w:hAnsi="Times New Roman"/>
-          <w:sz w:val="24"/>
-        </w:rPr>
-        <w:t>Прийдіте, поклонімся* Христові, Цареві нашому Богу.</w:t>
-      </w:r>
-    </w:p>
-    <w:p>
-      <w:pPr>
-        <w:spacing w:line="240" w:lineRule="auto"/>
-        <w:rPr>
-          <w:rFonts w:ascii="Times New Roman" w:hAnsi="Times New Roman"/>
-          <w:sz w:val="24"/>
-        </w:rPr>
-      </w:pPr>
-      <w:r>
-        <w:rPr>
-          <w:rFonts w:ascii="Times New Roman" w:hAnsi="Times New Roman"/>
-          <w:sz w:val="24"/>
-        </w:rPr>
-        <w:t>Прийдіте, поклонімся і припадім* до самого Господа Ісуса Христа, Царя і Бога нашого.</w:t>
+        <w:spacing w:after="120"/>
+        <w:jc w:val="both"/>
+      </w:pPr>
+      <w:r>
+        <w:rPr>
+          <w:rFonts w:ascii="Times New Roman" w:hAnsi="Times New Roman"/>
+          <w:sz w:val="24"/>
+        </w:rPr>
+        <w:t>Прийді́те, поклоні́мся* царе́ві на́шому – Бо́гу.</w:t>
+      </w:r>
+    </w:p>
+    <w:p>
+      <w:pPr>
+        <w:spacing w:after="120"/>
+        <w:jc w:val="both"/>
+      </w:pPr>
+      <w:r>
+        <w:rPr>
+          <w:rFonts w:ascii="Times New Roman" w:hAnsi="Times New Roman"/>
+          <w:sz w:val="24"/>
+        </w:rPr>
+        <w:t>Прийді́те, поклоні́мся* Христо́ві, царе́ві на́шому – Бо́гу.</w:t>
+      </w:r>
+    </w:p>
+    <w:p>
+      <w:pPr>
+        <w:spacing w:after="120"/>
+        <w:jc w:val="both"/>
+      </w:pPr>
+      <w:r>
+        <w:rPr>
+          <w:rFonts w:ascii="Times New Roman" w:hAnsi="Times New Roman"/>
+          <w:sz w:val="24"/>
+        </w:rPr>
+        <w:t>Прийді́те, поклоні́мся і припаді́м* до само́го Го́спода Ісу́са Христа́ – царя́ і Бо́га на́шого.</w:t>
       </w:r>
     </w:p>
     <w:p>
@@ -5669,18 +5561,15 @@
     </w:p>
     <w:p>
       <w:pPr>
-        <w:spacing w:line="240" w:lineRule="auto"/>
-        <w:rPr>
-          <w:rFonts w:ascii="Times New Roman" w:hAnsi="Times New Roman"/>
-          <w:sz w:val="24"/>
-        </w:rPr>
-      </w:pPr>
-      <w:r>
-        <w:rPr>
-          <w:rFonts w:ascii="Times New Roman" w:hAnsi="Times New Roman"/>
-          <w:sz w:val="24"/>
-        </w:rPr>
-        <w:t xml:space="preserve">Господи, помилуй </w:t>
+        <w:spacing w:after="120"/>
+        <w:jc w:val="both"/>
+      </w:pPr>
+      <w:r>
+        <w:rPr>
+          <w:rFonts w:ascii="Times New Roman" w:hAnsi="Times New Roman"/>
+          <w:sz w:val="24"/>
+        </w:rPr>
+        <w:t xml:space="preserve">Господи, помилуй. </w:t>
       </w:r>
       <w:r>
         <w:rPr>
@@ -5691,13 +5580,6 @@
         </w:rPr>
         <w:t>(3 р.)</w:t>
       </w:r>
-      <w:r>
-        <w:rPr>
-          <w:rFonts w:ascii="Times New Roman" w:hAnsi="Times New Roman"/>
-          <w:sz w:val="24"/>
-        </w:rPr>
-        <w:t>.</w:t>
-      </w:r>
     </w:p>
     <w:p>
       <w:pPr>
@@ -5892,18 +5774,15 @@
     </w:p>
     <w:p>
       <w:pPr>
-        <w:spacing w:line="240" w:lineRule="auto"/>
-        <w:rPr>
-          <w:rFonts w:ascii="Times New Roman" w:hAnsi="Times New Roman"/>
-          <w:sz w:val="24"/>
-        </w:rPr>
-      </w:pPr>
-      <w:r>
-        <w:rPr>
-          <w:rFonts w:ascii="Times New Roman" w:hAnsi="Times New Roman"/>
-          <w:sz w:val="24"/>
-        </w:rPr>
-        <w:t xml:space="preserve">Святий Боже, святий Кріпкий, святий Безсмертний, помилуй нас </w:t>
+        <w:spacing w:after="120"/>
+        <w:jc w:val="both"/>
+      </w:pPr>
+      <w:r>
+        <w:rPr>
+          <w:rFonts w:ascii="Times New Roman" w:hAnsi="Times New Roman"/>
+          <w:sz w:val="24"/>
+        </w:rPr>
+        <w:t xml:space="preserve">Святий Боже, святий Кріпкий, святий Безсмертний, помилуй нас. </w:t>
       </w:r>
       <w:r>
         <w:rPr>
@@ -5914,13 +5793,6 @@
         </w:rPr>
         <w:t>(3 р.)</w:t>
       </w:r>
-      <w:r>
-        <w:rPr>
-          <w:rFonts w:ascii="Times New Roman" w:hAnsi="Times New Roman"/>
-          <w:sz w:val="24"/>
-        </w:rPr>
-        <w:t>.</w:t>
-      </w:r>
     </w:p>
     <w:p>
       <w:pPr>
@@ -5956,18 +5828,15 @@
     </w:p>
     <w:p>
       <w:pPr>
-        <w:spacing w:line="240" w:lineRule="auto"/>
-        <w:rPr>
-          <w:rFonts w:ascii="Times New Roman" w:hAnsi="Times New Roman"/>
-          <w:sz w:val="24"/>
-        </w:rPr>
-      </w:pPr>
-      <w:r>
-        <w:rPr>
-          <w:rFonts w:ascii="Times New Roman" w:hAnsi="Times New Roman"/>
-          <w:sz w:val="24"/>
-        </w:rPr>
-        <w:t xml:space="preserve">Господи, помилуй </w:t>
+        <w:spacing w:after="120"/>
+        <w:jc w:val="both"/>
+      </w:pPr>
+      <w:r>
+        <w:rPr>
+          <w:rFonts w:ascii="Times New Roman" w:hAnsi="Times New Roman"/>
+          <w:sz w:val="24"/>
+        </w:rPr>
+        <w:t xml:space="preserve">Господи, помилуй. </w:t>
       </w:r>
       <w:r>
         <w:rPr>
@@ -5977,13 +5846,6 @@
           <w:sz w:val="24"/>
         </w:rPr>
         <w:t>(3 р.)</w:t>
-      </w:r>
-      <w:r>
-        <w:rPr>
-          <w:rFonts w:ascii="Times New Roman" w:hAnsi="Times New Roman"/>
-          <w:sz w:val="24"/>
-        </w:rPr>
-        <w:t>.</w:t>
       </w:r>
     </w:p>
     <w:p>
@@ -6171,18 +6033,15 @@
     </w:p>
     <w:p>
       <w:pPr>
-        <w:spacing w:line="240" w:lineRule="auto"/>
-        <w:rPr>
-          <w:rFonts w:ascii="Times New Roman" w:hAnsi="Times New Roman"/>
-          <w:sz w:val="24"/>
-        </w:rPr>
-      </w:pPr>
-      <w:r>
-        <w:rPr>
-          <w:rFonts w:ascii="Times New Roman" w:hAnsi="Times New Roman"/>
-          <w:sz w:val="24"/>
-        </w:rPr>
-        <w:t xml:space="preserve">Господи, помилуй </w:t>
+        <w:spacing w:after="120"/>
+        <w:jc w:val="both"/>
+      </w:pPr>
+      <w:r>
+        <w:rPr>
+          <w:rFonts w:ascii="Times New Roman" w:hAnsi="Times New Roman"/>
+          <w:sz w:val="24"/>
+        </w:rPr>
+        <w:t xml:space="preserve">Господи, помилуй. </w:t>
       </w:r>
       <w:r>
         <w:rPr>
@@ -6193,13 +6052,6 @@
         </w:rPr>
         <w:t>(3 р.)</w:t>
       </w:r>
-      <w:r>
-        <w:rPr>
-          <w:rFonts w:ascii="Times New Roman" w:hAnsi="Times New Roman"/>
-          <w:sz w:val="24"/>
-        </w:rPr>
-        <w:t>.</w:t>
-      </w:r>
     </w:p>
     <w:p>
       <w:pPr>
@@ -6400,27 +6252,32 @@
     </w:p>
     <w:p>
       <w:pPr>
-        <w:spacing w:line="240" w:lineRule="auto"/>
-        <w:rPr>
-          <w:rFonts w:ascii="Times New Roman" w:hAnsi="Times New Roman"/>
-          <w:sz w:val="24"/>
-        </w:rPr>
-      </w:pPr>
-      <w:r>
-        <w:rPr>
-          <w:rFonts w:ascii="Times New Roman" w:hAnsi="Times New Roman"/>
-          <w:i/>
-          <w:color w:val="FF0000"/>
-          <w:sz w:val="24"/>
-        </w:rPr>
-        <w:t xml:space="preserve">Священик: </w:t>
-      </w:r>
-      <w:r>
-        <w:rPr>
-          <w:rFonts w:ascii="Times New Roman" w:hAnsi="Times New Roman"/>
-          <w:sz w:val="24"/>
-        </w:rPr>
-        <w:t>Слава тобі, Христе Боже, надіє наша, слава тобі!</w:t>
+        <w:spacing w:after="120"/>
+        <w:jc w:val="both"/>
+      </w:pPr>
+      <w:r>
+        <w:rPr>
+          <w:rFonts w:ascii="Times New Roman" w:hAnsi="Times New Roman"/>
+          <w:i/>
+          <w:color w:val="FF0000"/>
+          <w:sz w:val="24"/>
+        </w:rPr>
+        <w:t>Священик:</w:t>
+      </w:r>
+      <w:r>
+        <w:rPr>
+          <w:rFonts w:ascii="Times New Roman" w:hAnsi="Times New Roman"/>
+          <w:color w:val="FF0000"/>
+          <w:sz w:val="24"/>
+        </w:rPr>
+        <w:t xml:space="preserve"> </w:t>
+      </w:r>
+      <w:r>
+        <w:rPr>
+          <w:rFonts w:ascii="Times New Roman" w:hAnsi="Times New Roman"/>
+          <w:sz w:val="24"/>
+        </w:rPr>
+        <w:t>Слава тобі, Христе Боже, уповання наше, слава тобі!</w:t>
       </w:r>
     </w:p>
     <w:p>
@@ -6591,6 +6448,192 @@
     </w:p>
     <w:p>
       <w:pPr>
+        <w:spacing w:after="120"/>
+      </w:pPr>
+      <w:r>
+        <w:rPr>
+          <w:rFonts w:ascii="Times New Roman" w:hAnsi="Times New Roman"/>
+          <w:i/>
+          <w:color w:val="FF0000"/>
+          <w:sz w:val="24"/>
+        </w:rPr>
+        <w:t>Вірні:</w:t>
+      </w:r>
+      <w:r>
+        <w:rPr>
+          <w:rFonts w:ascii="Times New Roman" w:hAnsi="Times New Roman"/>
+          <w:color w:val="FF0000"/>
+          <w:sz w:val="24"/>
+        </w:rPr>
+        <w:t xml:space="preserve"> </w:t>
+      </w:r>
+      <w:r>
+        <w:rPr>
+          <w:rFonts w:ascii="Times New Roman" w:hAnsi="Times New Roman"/>
+          <w:sz w:val="24"/>
+        </w:rPr>
+        <w:t>Амі́нь.</w:t>
+      </w:r>
+    </w:p>
+    <w:p>
+      <w:pPr>
+        <w:spacing w:after="120"/>
+      </w:pPr>
+      <w:r>
+        <w:rPr>
+          <w:rFonts w:ascii="Times New Roman" w:hAnsi="Times New Roman"/>
+          <w:sz w:val="24"/>
+        </w:rPr>
+        <w:t>Сла́ва Тобі́, Бо́же наш, сла́ва Тобі́.</w:t>
+      </w:r>
+    </w:p>
+    <w:p>
+      <w:pPr>
+        <w:spacing w:after="120"/>
+      </w:pPr>
+      <w:r>
+        <w:rPr>
+          <w:rFonts w:ascii="Times New Roman" w:hAnsi="Times New Roman"/>
+          <w:sz w:val="24"/>
+        </w:rPr>
+        <w:t>Ца́рю небе́сний, утіши́телю, Ду́ше íстини,* що всю́ди єси́ і все наповня́єш,* скарбни́це благ і життя́ пода́телю,* прийди́, і всели́ся в нас,* і очи́сти нас від уся́кої скве́рни,* і спаси́, благи́й, ду́ші на́ші.</w:t>
+      </w:r>
+    </w:p>
+    <w:p>
+      <w:pPr>
+        <w:spacing w:after="120"/>
+        <w:jc w:val="both"/>
+      </w:pPr>
+      <w:r>
+        <w:rPr>
+          <w:rFonts w:ascii="Times New Roman" w:hAnsi="Times New Roman"/>
+          <w:sz w:val="24"/>
+        </w:rPr>
+        <w:t xml:space="preserve">Святий Боже, святий Кріпкий, святий Безсмертний, помилуй нас. </w:t>
+      </w:r>
+      <w:r>
+        <w:rPr>
+          <w:rFonts w:ascii="Times New Roman" w:hAnsi="Times New Roman"/>
+          <w:i/>
+          <w:color w:val="FF0000"/>
+          <w:sz w:val="24"/>
+        </w:rPr>
+        <w:t>(3 р.)</w:t>
+      </w:r>
+    </w:p>
+    <w:p>
+      <w:pPr>
+        <w:spacing w:line="240" w:lineRule="auto"/>
+        <w:rPr>
+          <w:rFonts w:ascii="Times New Roman" w:hAnsi="Times New Roman"/>
+          <w:sz w:val="24"/>
+        </w:rPr>
+      </w:pPr>
+      <w:r>
+        <w:rPr>
+          <w:rFonts w:ascii="Times New Roman" w:hAnsi="Times New Roman"/>
+          <w:sz w:val="24"/>
+        </w:rPr>
+        <w:t>Слава Отцю, і Сину, і Святому Духові,* і нині, і повсякчас, і на віки вічні. Амінь.</w:t>
+      </w:r>
+    </w:p>
+    <w:p>
+      <w:pPr>
+        <w:spacing w:line="240" w:lineRule="auto"/>
+        <w:rPr>
+          <w:rFonts w:ascii="Times New Roman" w:hAnsi="Times New Roman"/>
+          <w:sz w:val="24"/>
+        </w:rPr>
+      </w:pPr>
+      <w:r>
+        <w:rPr>
+          <w:rFonts w:ascii="Times New Roman" w:hAnsi="Times New Roman"/>
+          <w:sz w:val="24"/>
+        </w:rPr>
+        <w:t>Пресвята Тройце, помилуй нас;* Господи, очисти гріхи наші;* Владико, прости беззаконня наші;* Святий, завітай і зціли немочі наші імени твого ради.</w:t>
+      </w:r>
+    </w:p>
+    <w:p>
+      <w:pPr>
+        <w:spacing w:after="120"/>
+        <w:jc w:val="both"/>
+      </w:pPr>
+      <w:r>
+        <w:rPr>
+          <w:rFonts w:ascii="Times New Roman" w:hAnsi="Times New Roman"/>
+          <w:sz w:val="24"/>
+        </w:rPr>
+        <w:t xml:space="preserve">Господи, помилуй. </w:t>
+      </w:r>
+      <w:r>
+        <w:rPr>
+          <w:rFonts w:ascii="Times New Roman" w:hAnsi="Times New Roman"/>
+          <w:i/>
+          <w:color w:val="FF0000"/>
+          <w:sz w:val="24"/>
+        </w:rPr>
+        <w:t>(3 р.)</w:t>
+      </w:r>
+    </w:p>
+    <w:p>
+      <w:pPr>
+        <w:spacing w:line="240" w:lineRule="auto"/>
+        <w:rPr>
+          <w:rFonts w:ascii="Times New Roman" w:hAnsi="Times New Roman"/>
+          <w:sz w:val="24"/>
+        </w:rPr>
+      </w:pPr>
+      <w:r>
+        <w:rPr>
+          <w:rFonts w:ascii="Times New Roman" w:hAnsi="Times New Roman"/>
+          <w:sz w:val="24"/>
+        </w:rPr>
+        <w:t>Слава Отцю, і Сину, і Святому Духові,* і нині, і повсякчас, і на віки вічні. Амінь.</w:t>
+      </w:r>
+    </w:p>
+    <w:p>
+      <w:pPr>
+        <w:spacing w:line="240" w:lineRule="auto"/>
+        <w:rPr>
+          <w:rFonts w:ascii="Times New Roman" w:hAnsi="Times New Roman"/>
+          <w:sz w:val="24"/>
+        </w:rPr>
+      </w:pPr>
+      <w:r>
+        <w:rPr>
+          <w:rFonts w:ascii="Times New Roman" w:hAnsi="Times New Roman"/>
+          <w:sz w:val="24"/>
+        </w:rPr>
+        <w:t>Отче наш, що єси на небесах,* нехай святиться ім’я твоє,* нехай прийде царство твоє,* нехай буде воля твоя, як на небі, так і на землі.* Хліб наш насущний дай нам сьогодні,* і прости нам провини наші,* як і ми прощаємо винуватцям нашим,* і не введи нас у спокусу,* але визволи нас від лукавого.</w:t>
+      </w:r>
+    </w:p>
+    <w:p>
+      <w:pPr>
+        <w:spacing w:line="240" w:lineRule="auto"/>
+        <w:rPr>
+          <w:rFonts w:ascii="Times New Roman" w:hAnsi="Times New Roman"/>
+          <w:sz w:val="24"/>
+        </w:rPr>
+      </w:pPr>
+      <w:r>
+        <w:rPr>
+          <w:rFonts w:ascii="Times New Roman" w:hAnsi="Times New Roman"/>
+          <w:i/>
+          <w:color w:val="FF0000"/>
+          <w:sz w:val="24"/>
+        </w:rPr>
+        <w:t xml:space="preserve">Священик: </w:t>
+      </w:r>
+      <w:r>
+        <w:rPr>
+          <w:rFonts w:ascii="Times New Roman" w:hAnsi="Times New Roman"/>
+          <w:sz w:val="24"/>
+        </w:rPr>
+        <w:t>Бо твоє є царство, і сила, і слава, Отця, і Сина, і Святого Духа, нині і повсякчас, і на віки вічні.</w:t>
+      </w:r>
+    </w:p>
+    <w:p>
+      <w:pPr>
         <w:spacing w:line="240" w:lineRule="auto"/>
         <w:rPr>
           <w:rFonts w:ascii="Times New Roman" w:hAnsi="Times New Roman"/>
@@ -6611,48 +6654,32 @@
           <w:rFonts w:ascii="Times New Roman" w:hAnsi="Times New Roman"/>
           <w:sz w:val="24"/>
         </w:rPr>
-        <w:t>Амінь. Слава тобі, Боже наш, слава тобі.</w:t>
-      </w:r>
-    </w:p>
-    <w:p>
-      <w:pPr>
-        <w:spacing w:line="240" w:lineRule="auto"/>
-        <w:rPr>
-          <w:rFonts w:ascii="Times New Roman" w:hAnsi="Times New Roman"/>
-          <w:sz w:val="24"/>
-        </w:rPr>
-      </w:pPr>
-      <w:r>
-        <w:rPr>
-          <w:rFonts w:ascii="Times New Roman" w:hAnsi="Times New Roman"/>
-          <w:sz w:val="24"/>
-        </w:rPr>
-        <w:t>Царю небесний, утішителю, Душе істини,* що всюди єси і все наповняєш,* скарбе дібр і життя подателю,* прийди і вселися в нас,* і очисти нас від усякої скверни,* і спаси, Благий, душі наші.</w:t>
-      </w:r>
-    </w:p>
-    <w:p>
-      <w:pPr>
-        <w:spacing w:line="240" w:lineRule="auto"/>
-        <w:rPr>
-          <w:rFonts w:ascii="Times New Roman" w:hAnsi="Times New Roman"/>
-          <w:sz w:val="24"/>
-        </w:rPr>
-      </w:pPr>
-      <w:r>
-        <w:rPr>
-          <w:rFonts w:ascii="Times New Roman" w:hAnsi="Times New Roman"/>
-          <w:sz w:val="24"/>
-        </w:rPr>
-        <w:t xml:space="preserve">Святий Боже, святий Кріпкий, святий Безсмертний, помилуй нас </w:t>
-      </w:r>
-      <w:r>
-        <w:rPr>
-          <w:rFonts w:ascii="Times New Roman" w:hAnsi="Times New Roman"/>
-          <w:i/>
-          <w:color w:val="FF0000"/>
-          <w:sz w:val="24"/>
-        </w:rPr>
-        <w:t>(3 р.)</w:t>
+        <w:t xml:space="preserve">Амінь. </w:t>
+      </w:r>
+    </w:p>
+    <w:p>
+      <w:pPr>
+        <w:spacing w:line="240" w:lineRule="auto"/>
+        <w:rPr>
+          <w:rFonts w:ascii="Times New Roman" w:hAnsi="Times New Roman"/>
+          <w:sz w:val="24"/>
+        </w:rPr>
+      </w:pPr>
+      <w:r>
+        <w:rPr>
+          <w:rFonts w:ascii="Times New Roman" w:hAnsi="Times New Roman"/>
+          <w:sz w:val="24"/>
+        </w:rPr>
+        <w:t xml:space="preserve">Господи, помилуй </w:t>
+      </w:r>
+      <w:r>
+        <w:rPr>
+          <w:rFonts w:ascii="Times New Roman" w:hAnsi="Times New Roman"/>
+          <w:i/>
+          <w:color w:val="FF0000"/>
+          <w:sz w:val="24"/>
+        </w:rPr>
+        <w:t>(12 р.)</w:t>
       </w:r>
       <w:r>
         <w:rPr>
@@ -6680,228 +6707,41 @@
     </w:p>
     <w:p>
       <w:pPr>
-        <w:spacing w:line="240" w:lineRule="auto"/>
-        <w:rPr>
-          <w:rFonts w:ascii="Times New Roman" w:hAnsi="Times New Roman"/>
-          <w:sz w:val="24"/>
-        </w:rPr>
-      </w:pPr>
-      <w:r>
-        <w:rPr>
-          <w:rFonts w:ascii="Times New Roman" w:hAnsi="Times New Roman"/>
-          <w:sz w:val="24"/>
-        </w:rPr>
-        <w:t>Пресвята Тройце, помилуй нас;* Господи, очисти гріхи наші;* Владико, прости беззаконня наші;* Святий, завітай і зціли немочі наші імени твого ради.</w:t>
-      </w:r>
-    </w:p>
-    <w:p>
-      <w:pPr>
-        <w:spacing w:line="240" w:lineRule="auto"/>
-        <w:rPr>
-          <w:rFonts w:ascii="Times New Roman" w:hAnsi="Times New Roman"/>
-          <w:sz w:val="24"/>
-        </w:rPr>
-      </w:pPr>
-      <w:r>
-        <w:rPr>
-          <w:rFonts w:ascii="Times New Roman" w:hAnsi="Times New Roman"/>
-          <w:sz w:val="24"/>
-        </w:rPr>
-        <w:t xml:space="preserve">Господи, помилуй </w:t>
-      </w:r>
-      <w:r>
-        <w:rPr>
-          <w:rFonts w:ascii="Times New Roman" w:hAnsi="Times New Roman"/>
-          <w:i/>
-          <w:color w:val="FF0000"/>
-          <w:sz w:val="24"/>
-        </w:rPr>
-        <w:t>(3 р.)</w:t>
-      </w:r>
-      <w:r>
-        <w:rPr>
-          <w:rFonts w:ascii="Times New Roman" w:hAnsi="Times New Roman"/>
-          <w:sz w:val="24"/>
-        </w:rPr>
-        <w:t>.</w:t>
-      </w:r>
-    </w:p>
-    <w:p>
-      <w:pPr>
-        <w:spacing w:line="240" w:lineRule="auto"/>
-        <w:rPr>
-          <w:rFonts w:ascii="Times New Roman" w:hAnsi="Times New Roman"/>
-          <w:sz w:val="24"/>
-        </w:rPr>
-      </w:pPr>
-      <w:r>
-        <w:rPr>
-          <w:rFonts w:ascii="Times New Roman" w:hAnsi="Times New Roman"/>
-          <w:sz w:val="24"/>
-        </w:rPr>
-        <w:t>Слава Отцю, і Сину, і Святому Духові,* і нині, і повсякчас, і на віки вічні. Амінь.</w:t>
-      </w:r>
-    </w:p>
-    <w:p>
-      <w:pPr>
-        <w:spacing w:line="240" w:lineRule="auto"/>
-        <w:rPr>
-          <w:rFonts w:ascii="Times New Roman" w:hAnsi="Times New Roman"/>
-          <w:sz w:val="24"/>
-        </w:rPr>
-      </w:pPr>
-      <w:r>
-        <w:rPr>
-          <w:rFonts w:ascii="Times New Roman" w:hAnsi="Times New Roman"/>
-          <w:sz w:val="24"/>
-        </w:rPr>
-        <w:t>Отче наш, що єси на небесах,* нехай святиться ім’я твоє,* нехай прийде царство твоє,* нехай буде воля твоя, як на небі, так і на землі.* Хліб наш насущний дай нам сьогодні,* і прости нам провини наші,* як і ми прощаємо винуватцям нашим,* і не введи нас у спокусу,* але визволи нас від лукавого.</w:t>
-      </w:r>
-    </w:p>
-    <w:p>
-      <w:pPr>
-        <w:spacing w:line="240" w:lineRule="auto"/>
-        <w:rPr>
-          <w:rFonts w:ascii="Times New Roman" w:hAnsi="Times New Roman"/>
-          <w:sz w:val="24"/>
-        </w:rPr>
-      </w:pPr>
-      <w:r>
-        <w:rPr>
-          <w:rFonts w:ascii="Times New Roman" w:hAnsi="Times New Roman"/>
-          <w:i/>
-          <w:color w:val="FF0000"/>
-          <w:sz w:val="24"/>
-        </w:rPr>
-        <w:t xml:space="preserve">Священик: </w:t>
-      </w:r>
-      <w:r>
-        <w:rPr>
-          <w:rFonts w:ascii="Times New Roman" w:hAnsi="Times New Roman"/>
-          <w:sz w:val="24"/>
-        </w:rPr>
-        <w:t>Бо твоє є царство, і сила, і слава, Отця, і Сина, і Святого Духа, нині і повсякчас, і на віки вічні.</w:t>
-      </w:r>
-    </w:p>
-    <w:p>
-      <w:pPr>
-        <w:spacing w:line="240" w:lineRule="auto"/>
-        <w:rPr>
-          <w:rFonts w:ascii="Times New Roman" w:hAnsi="Times New Roman"/>
-          <w:sz w:val="24"/>
-        </w:rPr>
-      </w:pPr>
-      <w:r>
-        <w:rPr>
-          <w:rFonts w:ascii="Times New Roman" w:hAnsi="Times New Roman"/>
-          <w:i/>
-          <w:color w:val="FF0000"/>
-          <w:sz w:val="24"/>
-        </w:rPr>
-        <w:t xml:space="preserve">Вірні: </w:t>
-      </w:r>
-      <w:r>
-        <w:rPr>
-          <w:rFonts w:ascii="Times New Roman" w:hAnsi="Times New Roman"/>
-          <w:sz w:val="24"/>
-        </w:rPr>
-        <w:t xml:space="preserve">Амінь. </w:t>
-      </w:r>
-    </w:p>
-    <w:p>
-      <w:pPr>
-        <w:spacing w:line="240" w:lineRule="auto"/>
-        <w:rPr>
-          <w:rFonts w:ascii="Times New Roman" w:hAnsi="Times New Roman"/>
-          <w:sz w:val="24"/>
-        </w:rPr>
-      </w:pPr>
-      <w:r>
-        <w:rPr>
-          <w:rFonts w:ascii="Times New Roman" w:hAnsi="Times New Roman"/>
-          <w:sz w:val="24"/>
-        </w:rPr>
-        <w:t xml:space="preserve">Господи, помилуй </w:t>
-      </w:r>
-      <w:r>
-        <w:rPr>
-          <w:rFonts w:ascii="Times New Roman" w:hAnsi="Times New Roman"/>
-          <w:i/>
-          <w:color w:val="FF0000"/>
-          <w:sz w:val="24"/>
-        </w:rPr>
-        <w:t>(12 р.)</w:t>
-      </w:r>
-      <w:r>
-        <w:rPr>
-          <w:rFonts w:ascii="Times New Roman" w:hAnsi="Times New Roman"/>
-          <w:sz w:val="24"/>
-        </w:rPr>
-        <w:t>.</w:t>
-      </w:r>
-    </w:p>
-    <w:p>
-      <w:pPr>
-        <w:spacing w:line="240" w:lineRule="auto"/>
-        <w:rPr>
-          <w:rFonts w:ascii="Times New Roman" w:hAnsi="Times New Roman"/>
-          <w:sz w:val="24"/>
-        </w:rPr>
-      </w:pPr>
-      <w:r>
-        <w:rPr>
-          <w:rFonts w:ascii="Times New Roman" w:hAnsi="Times New Roman"/>
-          <w:sz w:val="24"/>
-        </w:rPr>
-        <w:t>Слава Отцю, і Сину, і Святому Духові,* і нині, і повсякчас, і на віки вічні. Амінь.</w:t>
-      </w:r>
-    </w:p>
-    <w:p>
-      <w:pPr>
-        <w:spacing w:line="240" w:lineRule="auto"/>
-        <w:rPr>
-          <w:rFonts w:ascii="Times New Roman" w:hAnsi="Times New Roman"/>
-          <w:sz w:val="24"/>
-        </w:rPr>
-      </w:pPr>
-      <w:r>
-        <w:rPr>
-          <w:rFonts w:ascii="Times New Roman" w:hAnsi="Times New Roman"/>
-          <w:sz w:val="24"/>
-        </w:rPr>
-        <w:t>Прийдіте, поклонімся* Цареві нашому Богу.</w:t>
-      </w:r>
-    </w:p>
-    <w:p>
-      <w:pPr>
-        <w:spacing w:line="240" w:lineRule="auto"/>
-        <w:rPr>
-          <w:rFonts w:ascii="Times New Roman" w:hAnsi="Times New Roman"/>
-          <w:sz w:val="24"/>
-        </w:rPr>
-      </w:pPr>
-      <w:r>
-        <w:rPr>
-          <w:rFonts w:ascii="Times New Roman" w:hAnsi="Times New Roman"/>
-          <w:sz w:val="24"/>
-        </w:rPr>
-        <w:t>Прийдіте, поклонімся* Христові, Цареві нашому Богу.</w:t>
-      </w:r>
-    </w:p>
-    <w:p>
-      <w:pPr>
-        <w:spacing w:line="240" w:lineRule="auto"/>
-        <w:rPr>
-          <w:rFonts w:ascii="Times New Roman" w:hAnsi="Times New Roman"/>
-          <w:sz w:val="24"/>
-        </w:rPr>
-      </w:pPr>
-      <w:r>
-        <w:rPr>
-          <w:rFonts w:ascii="Times New Roman" w:hAnsi="Times New Roman"/>
-          <w:sz w:val="24"/>
-        </w:rPr>
-        <w:t>Прийдіте, поклонімся і припадім* до самого Господа Ісуса Христа, Царя і Бога нашого.</w:t>
+        <w:spacing w:after="120"/>
+        <w:jc w:val="both"/>
+      </w:pPr>
+      <w:r>
+        <w:rPr>
+          <w:rFonts w:ascii="Times New Roman" w:hAnsi="Times New Roman"/>
+          <w:sz w:val="24"/>
+        </w:rPr>
+        <w:t>Прийді́те, поклоні́мся* царе́ві на́шому – Бо́гу.</w:t>
+      </w:r>
+    </w:p>
+    <w:p>
+      <w:pPr>
+        <w:spacing w:after="120"/>
+        <w:jc w:val="both"/>
+      </w:pPr>
+      <w:r>
+        <w:rPr>
+          <w:rFonts w:ascii="Times New Roman" w:hAnsi="Times New Roman"/>
+          <w:sz w:val="24"/>
+        </w:rPr>
+        <w:t>Прийді́те, поклоні́мся* Христо́ві, царе́ві на́шому – Бо́гу.</w:t>
+      </w:r>
+    </w:p>
+    <w:p>
+      <w:pPr>
+        <w:spacing w:after="120"/>
+        <w:jc w:val="both"/>
+      </w:pPr>
+      <w:r>
+        <w:rPr>
+          <w:rFonts w:ascii="Times New Roman" w:hAnsi="Times New Roman"/>
+          <w:sz w:val="24"/>
+        </w:rPr>
+        <w:t>Прийді́те, поклоні́мся і припаді́м* до само́го Го́спода Ісу́са Христа́ – царя́ і Бо́га на́шого.</w:t>
       </w:r>
     </w:p>
     <w:p>
@@ -7738,18 +7578,15 @@
     </w:p>
     <w:p>
       <w:pPr>
-        <w:spacing w:line="240" w:lineRule="auto"/>
-        <w:rPr>
-          <w:rFonts w:ascii="Times New Roman" w:hAnsi="Times New Roman"/>
-          <w:sz w:val="24"/>
-        </w:rPr>
-      </w:pPr>
-      <w:r>
-        <w:rPr>
-          <w:rFonts w:ascii="Times New Roman" w:hAnsi="Times New Roman"/>
-          <w:sz w:val="24"/>
-        </w:rPr>
-        <w:t xml:space="preserve">Господи, помилуй </w:t>
+        <w:spacing w:after="120"/>
+        <w:jc w:val="both"/>
+      </w:pPr>
+      <w:r>
+        <w:rPr>
+          <w:rFonts w:ascii="Times New Roman" w:hAnsi="Times New Roman"/>
+          <w:sz w:val="24"/>
+        </w:rPr>
+        <w:t xml:space="preserve">Господи, помилуй. </w:t>
       </w:r>
       <w:r>
         <w:rPr>
@@ -7760,13 +7597,6 @@
         </w:rPr>
         <w:t>(3 р.)</w:t>
       </w:r>
-      <w:r>
-        <w:rPr>
-          <w:rFonts w:ascii="Times New Roman" w:hAnsi="Times New Roman"/>
-          <w:sz w:val="24"/>
-        </w:rPr>
-        <w:t>.</w:t>
-      </w:r>
     </w:p>
     <w:p>
       <w:pPr>
@@ -7972,18 +7802,15 @@
     </w:p>
     <w:p>
       <w:pPr>
-        <w:spacing w:line="240" w:lineRule="auto"/>
-        <w:rPr>
-          <w:rFonts w:ascii="Times New Roman" w:hAnsi="Times New Roman"/>
-          <w:sz w:val="24"/>
-        </w:rPr>
-      </w:pPr>
-      <w:r>
-        <w:rPr>
-          <w:rFonts w:ascii="Times New Roman" w:hAnsi="Times New Roman"/>
-          <w:sz w:val="24"/>
-        </w:rPr>
-        <w:t xml:space="preserve">Святий Боже, святий Кріпкий, святий Безсмертний, помилуй нас </w:t>
+        <w:spacing w:after="120"/>
+        <w:jc w:val="both"/>
+      </w:pPr>
+      <w:r>
+        <w:rPr>
+          <w:rFonts w:ascii="Times New Roman" w:hAnsi="Times New Roman"/>
+          <w:sz w:val="24"/>
+        </w:rPr>
+        <w:t xml:space="preserve">Святий Боже, святий Кріпкий, святий Безсмертний, помилуй нас. </w:t>
       </w:r>
       <w:r>
         <w:rPr>
@@ -7994,13 +7821,6 @@
         </w:rPr>
         <w:t>(3 р.)</w:t>
       </w:r>
-      <w:r>
-        <w:rPr>
-          <w:rFonts w:ascii="Times New Roman" w:hAnsi="Times New Roman"/>
-          <w:sz w:val="24"/>
-        </w:rPr>
-        <w:t>.</w:t>
-      </w:r>
     </w:p>
     <w:p>
       <w:pPr>
@@ -8036,18 +7856,15 @@
     </w:p>
     <w:p>
       <w:pPr>
-        <w:spacing w:line="240" w:lineRule="auto"/>
-        <w:rPr>
-          <w:rFonts w:ascii="Times New Roman" w:hAnsi="Times New Roman"/>
-          <w:sz w:val="24"/>
-        </w:rPr>
-      </w:pPr>
-      <w:r>
-        <w:rPr>
-          <w:rFonts w:ascii="Times New Roman" w:hAnsi="Times New Roman"/>
-          <w:sz w:val="24"/>
-        </w:rPr>
-        <w:t xml:space="preserve">Господи, помилуй </w:t>
+        <w:spacing w:after="120"/>
+        <w:jc w:val="both"/>
+      </w:pPr>
+      <w:r>
+        <w:rPr>
+          <w:rFonts w:ascii="Times New Roman" w:hAnsi="Times New Roman"/>
+          <w:sz w:val="24"/>
+        </w:rPr>
+        <w:t xml:space="preserve">Господи, помилуй. </w:t>
       </w:r>
       <w:r>
         <w:rPr>
@@ -8057,13 +7874,6 @@
           <w:sz w:val="24"/>
         </w:rPr>
         <w:t>(3 р.)</w:t>
-      </w:r>
-      <w:r>
-        <w:rPr>
-          <w:rFonts w:ascii="Times New Roman" w:hAnsi="Times New Roman"/>
-          <w:sz w:val="24"/>
-        </w:rPr>
-        <w:t>.</w:t>
       </w:r>
     </w:p>
     <w:p>
@@ -8262,18 +8072,15 @@
     </w:p>
     <w:p>
       <w:pPr>
-        <w:spacing w:line="240" w:lineRule="auto"/>
-        <w:rPr>
-          <w:rFonts w:ascii="Times New Roman" w:hAnsi="Times New Roman"/>
-          <w:sz w:val="24"/>
-        </w:rPr>
-      </w:pPr>
-      <w:r>
-        <w:rPr>
-          <w:rFonts w:ascii="Times New Roman" w:hAnsi="Times New Roman"/>
-          <w:sz w:val="24"/>
-        </w:rPr>
-        <w:t xml:space="preserve">Господи, помилуй </w:t>
+        <w:spacing w:after="120"/>
+        <w:jc w:val="both"/>
+      </w:pPr>
+      <w:r>
+        <w:rPr>
+          <w:rFonts w:ascii="Times New Roman" w:hAnsi="Times New Roman"/>
+          <w:sz w:val="24"/>
+        </w:rPr>
+        <w:t xml:space="preserve">Господи, помилуй. </w:t>
       </w:r>
       <w:r>
         <w:rPr>
@@ -8284,13 +8091,6 @@
         </w:rPr>
         <w:t>(3 р.)</w:t>
       </w:r>
-      <w:r>
-        <w:rPr>
-          <w:rFonts w:ascii="Times New Roman" w:hAnsi="Times New Roman"/>
-          <w:sz w:val="24"/>
-        </w:rPr>
-        <w:t>.</w:t>
-      </w:r>
     </w:p>
     <w:p>
       <w:pPr>
@@ -8455,27 +8255,32 @@
     </w:p>
     <w:p>
       <w:pPr>
-        <w:spacing w:line="240" w:lineRule="auto"/>
-        <w:rPr>
-          <w:rFonts w:ascii="Times New Roman" w:hAnsi="Times New Roman"/>
-          <w:sz w:val="24"/>
-        </w:rPr>
-      </w:pPr>
-      <w:r>
-        <w:rPr>
-          <w:rFonts w:ascii="Times New Roman" w:hAnsi="Times New Roman"/>
-          <w:i/>
-          <w:color w:val="FF0000"/>
-          <w:sz w:val="24"/>
-        </w:rPr>
-        <w:t xml:space="preserve">Священик: </w:t>
-      </w:r>
-      <w:r>
-        <w:rPr>
-          <w:rFonts w:ascii="Times New Roman" w:hAnsi="Times New Roman"/>
-          <w:sz w:val="24"/>
-        </w:rPr>
-        <w:t>Слава тобі, Христе Боже, надіє наша, слава тобі!</w:t>
+        <w:spacing w:after="120"/>
+        <w:jc w:val="both"/>
+      </w:pPr>
+      <w:r>
+        <w:rPr>
+          <w:rFonts w:ascii="Times New Roman" w:hAnsi="Times New Roman"/>
+          <w:i/>
+          <w:color w:val="FF0000"/>
+          <w:sz w:val="24"/>
+        </w:rPr>
+        <w:t>Священик:</w:t>
+      </w:r>
+      <w:r>
+        <w:rPr>
+          <w:rFonts w:ascii="Times New Roman" w:hAnsi="Times New Roman"/>
+          <w:color w:val="FF0000"/>
+          <w:sz w:val="24"/>
+        </w:rPr>
+        <w:t xml:space="preserve"> </w:t>
+      </w:r>
+      <w:r>
+        <w:rPr>
+          <w:rFonts w:ascii="Times New Roman" w:hAnsi="Times New Roman"/>
+          <w:sz w:val="24"/>
+        </w:rPr>
+        <w:t>Слава тобі, Христе Боже, уповання наше, слава тобі!</w:t>
       </w:r>
     </w:p>
     <w:p>
